--- a/uav_sensor_mvc/docs/Маршруты_и_датчики.docx
+++ b/uav_sensor_mvc/docs/Маршруты_и_датчики.docx
@@ -1133,6 +1133,121 @@
       </w:r>
     </w:p>
     <w:p>
+      <w:pPr>
+        <w:jc w:val="center"/>
+      </w:pPr>
+      <w:r>
+        <w:drawing>
+          <wp:inline xmlns:a="http://schemas.openxmlformats.org/drawingml/2006/main" xmlns:pic="http://schemas.openxmlformats.org/drawingml/2006/picture">
+            <wp:extent cx="5760720" cy="3502518"/>
+            <wp:docPr id="1" name="Picture 1"/>
+            <wp:cNvGraphicFramePr>
+              <a:graphicFrameLocks noChangeAspect="1"/>
+            </wp:cNvGraphicFramePr>
+            <a:graphic>
+              <a:graphicData uri="http://schemas.openxmlformats.org/drawingml/2006/picture">
+                <pic:pic>
+                  <pic:nvPicPr>
+                    <pic:cNvPr id="0" name="via.png"/>
+                    <pic:cNvPicPr/>
+                  </pic:nvPicPr>
+                  <pic:blipFill>
+                    <a:blip r:embed="rId9"/>
+                    <a:stretch>
+                      <a:fillRect/>
+                    </a:stretch>
+                  </pic:blipFill>
+                  <pic:spPr>
+                    <a:xfrm>
+                      <a:off x="0" y="0"/>
+                      <a:ext cx="5760720" cy="3502518"/>
+                    </a:xfrm>
+                    <a:prstGeom prst="rect"/>
+                  </pic:spPr>
+                </pic:pic>
+              </a:graphicData>
+            </a:graphic>
+          </wp:inline>
+        </w:drawing>
+      </w:r>
+    </w:p>
+    <w:p>
+      <w:pPr>
+        <w:jc w:val="center"/>
+      </w:pPr>
+      <w:r>
+        <w:rPr>
+          <w:b w:val="0"/>
+          <w:i/>
+          <w:color w:val="555555"/>
+          <w:sz w:val="18"/>
+        </w:rPr>
+        <w:t>Рисунок 1. Серые крестики — все 20 узлов сетки, то есть МЕСТА, где искали точку обхода. Синие кружки — 11 точек, оставшихся после отсева; остальные девять отброшены как лежащие позади старта, вплотную к цели или недостижимые. Зелёные треугольники — точки входа, звезда — цель, пунктир — ось вход → цель, по которой и считается отсев.</w:t>
+      </w:r>
+    </w:p>
+    <w:p>
+      <w:r>
+        <w:rPr>
+          <w:b w:val="0"/>
+          <w:i w:val="0"/>
+        </w:rPr>
+        <w:t>Зачем это нужно, видно на следующей картинке: точка обхода — единственное, что разводит маршруты по разным коридорам. Без неё каждый маршрут искал бы САМЫЙ выгодный путь и все линии легли бы почти одинаково.</w:t>
+      </w:r>
+    </w:p>
+    <w:p>
+      <w:pPr>
+        <w:jc w:val="center"/>
+      </w:pPr>
+      <w:r>
+        <w:drawing>
+          <wp:inline xmlns:a="http://schemas.openxmlformats.org/drawingml/2006/main" xmlns:pic="http://schemas.openxmlformats.org/drawingml/2006/picture">
+            <wp:extent cx="5760720" cy="3502518"/>
+            <wp:docPr id="2" name="Picture 2"/>
+            <wp:cNvGraphicFramePr>
+              <a:graphicFrameLocks noChangeAspect="1"/>
+            </wp:cNvGraphicFramePr>
+            <a:graphic>
+              <a:graphicData uri="http://schemas.openxmlformats.org/drawingml/2006/picture">
+                <pic:pic>
+                  <pic:nvPicPr>
+                    <pic:cNvPr id="0" name="routes.png"/>
+                    <pic:cNvPicPr/>
+                  </pic:nvPicPr>
+                  <pic:blipFill>
+                    <a:blip r:embed="rId10"/>
+                    <a:stretch>
+                      <a:fillRect/>
+                    </a:stretch>
+                  </pic:blipFill>
+                  <pic:spPr>
+                    <a:xfrm>
+                      <a:off x="0" y="0"/>
+                      <a:ext cx="5760720" cy="3502518"/>
+                    </a:xfrm>
+                    <a:prstGeom prst="rect"/>
+                  </pic:spPr>
+                </pic:pic>
+              </a:graphicData>
+            </a:graphic>
+          </wp:inline>
+        </w:drawing>
+      </w:r>
+    </w:p>
+    <w:p>
+      <w:pPr>
+        <w:jc w:val="center"/>
+      </w:pPr>
+      <w:r>
+        <w:rPr>
+          <w:b w:val="0"/>
+          <w:i/>
+          <w:color w:val="555555"/>
+          <w:sz w:val="18"/>
+        </w:rPr>
+        <w:t>Рисунок 2. Четырнадцать маршрутов одного прогона, раскрашенных по своей точке обхода (цвет линии = цвет кружка). Видно, что выборка ложится по всему району: часть линий идёт напрямую, часть уходит в обход и заходит на цель с противоположной стороны.</w:t>
+      </w:r>
+    </w:p>
+    <w:p>
       <w:r>
         <w:rPr>
           <w:b w:val="0"/>
@@ -1231,6 +1346,1216 @@
           <w:color w:val="A61B1B"/>
         </w:rPr>
         <w:t>⚠ Отсев «не хватит хода» идёт ДО розыгрыша. Раньше такие точки разыгрывались наравне с остальными (на реальных данных — половина), и каждая попытка через них была гарантированным отказом.</w:t>
+      </w:r>
+    </w:p>
+    <w:p>
+      <w:pPr>
+        <w:pStyle w:val="Heading2"/>
+      </w:pPr>
+      <w:r>
+        <w:rPr>
+          <w:color w:val="1F4E79"/>
+        </w:rPr>
+        <w:t>6а. Контекст выборки: что считается ЗАРАНЕЕ и почему</w:t>
+      </w:r>
+    </w:p>
+    <w:p>
+      <w:r>
+        <w:rPr>
+          <w:b w:val="0"/>
+          <w:i w:val="0"/>
+        </w:rPr>
+        <w:t>Самый частый вопрос к этому месту: «маршрут каждый раз пересчитывает поля?» Нет. Всё дорогое считается ОДИН раз перед выборкой и складывается в «контекст», а маршрут потом только читает из него готовые числа.</w:t>
+      </w:r>
+    </w:p>
+    <w:p>
+      <w:r>
+        <w:rPr>
+          <w:b/>
+          <w:i w:val="0"/>
+        </w:rPr>
+        <w:t>Что такое «поле»</w:t>
+      </w:r>
+    </w:p>
+    <w:p>
+      <w:r>
+        <w:rPr>
+          <w:b w:val="0"/>
+          <w:i w:val="0"/>
+        </w:rPr>
+        <w:t>Поле — это карта расстояний: для КАЖДОЙ ячейки участка заранее посчитано, сколько километров лететь от неё до нужной точки по проходимым коридорам (алгоритм Дейкстры). Ячейка 500 м, участок 241 × 146 = 35 186 ячеек, одно поле весит 0.27 МБ.</w:t>
+      </w:r>
+    </w:p>
+    <w:p>
+      <w:pPr>
+        <w:jc w:val="center"/>
+      </w:pPr>
+      <w:r>
+        <w:drawing>
+          <wp:inline xmlns:a="http://schemas.openxmlformats.org/drawingml/2006/main" xmlns:pic="http://schemas.openxmlformats.org/drawingml/2006/picture">
+            <wp:extent cx="5760720" cy="2542663"/>
+            <wp:docPr id="3" name="Picture 3"/>
+            <wp:cNvGraphicFramePr>
+              <a:graphicFrameLocks noChangeAspect="1"/>
+            </wp:cNvGraphicFramePr>
+            <a:graphic>
+              <a:graphicData uri="http://schemas.openxmlformats.org/drawingml/2006/picture">
+                <pic:pic>
+                  <pic:nvPicPr>
+                    <pic:cNvPr id="0" name="field.png"/>
+                    <pic:cNvPicPr/>
+                  </pic:nvPicPr>
+                  <pic:blipFill>
+                    <a:blip r:embed="rId11"/>
+                    <a:stretch>
+                      <a:fillRect/>
+                    </a:stretch>
+                  </pic:blipFill>
+                  <pic:spPr>
+                    <a:xfrm>
+                      <a:off x="0" y="0"/>
+                      <a:ext cx="5760720" cy="2542663"/>
+                    </a:xfrm>
+                    <a:prstGeom prst="rect"/>
+                  </pic:spPr>
+                </pic:pic>
+              </a:graphicData>
+            </a:graphic>
+          </wp:inline>
+        </w:drawing>
+      </w:r>
+    </w:p>
+    <w:p>
+      <w:pPr>
+        <w:jc w:val="center"/>
+      </w:pPr>
+      <w:r>
+        <w:rPr>
+          <w:b w:val="0"/>
+          <w:i/>
+          <w:color w:val="555555"/>
+          <w:sz w:val="18"/>
+        </w:rPr>
+        <w:t>Рисунок 3. Слева — поле ДО ЦЕЛИ: тёмная воронка в центре, цвет говорит, сколько лететь до цели из этой точки. Справа — поле до одной из точек обхода, воронка сместилась к ней. Белые пятна — непроходимые места (вода, города): туда маршрут не пойдёт. Именно из таких карт маршрут на каждом шаге берёт число «насколько этот сосед ближе к цели».</w:t>
+      </w:r>
+    </w:p>
+    <w:p>
+      <w:r>
+        <w:rPr>
+          <w:b/>
+          <w:i w:val="0"/>
+        </w:rPr>
+        <w:t>Как поле сравнивается с запасом хода</w:t>
+      </w:r>
+    </w:p>
+    <w:p>
+      <w:r>
+        <w:rPr>
+          <w:b w:val="0"/>
+          <w:i w:val="0"/>
+        </w:rPr>
+        <w:t>Это главное, ради чего поля и считаются. Правило одно и то же во всех четырёх местах: берётся ГОТОВОЕ число из поля и сравнивается с оставшимися километрами. Нигде не ищется путь заново.</w:t>
+      </w:r>
+    </w:p>
+    <w:p>
+      <w:r>
+        <w:rPr>
+          <w:b w:val="0"/>
+          <w:i w:val="0"/>
+        </w:rPr>
+        <w:t>1) Зона пролёта — можно ли вообще оказаться в этой ячейке:</w:t>
+      </w:r>
+    </w:p>
+    <w:p>
+      <w:r>
+        <w:rPr>
+          <w:b w:val="0"/>
+          <w:i/>
+          <w:color w:val="555555"/>
+          <w:sz w:val="18"/>
+        </w:rPr>
+        <w:t>model/threat_routes.py :: flight_envelope</w:t>
+      </w:r>
+    </w:p>
+    <w:p>
+      <w:pPr>
+        <w:spacing w:after="0"/>
+        <w:ind w:left="360"/>
+      </w:pPr>
+      <w:r>
+        <w:rPr>
+          <w:rFonts w:ascii="Consolas" w:hAnsi="Consolas"/>
+          <w:color w:val="1F3A55"/>
+          <w:sz w:val="19"/>
+        </w:rPr>
+        <w:t>gt = _dijkstra_dist(pas, goal, grid.h)        # поле ДО ЦЕЛИ — считается ОДИН раз</w:t>
+      </w:r>
+    </w:p>
+    <w:p>
+      <w:pPr>
+        <w:spacing w:after="0"/>
+        <w:ind w:left="360"/>
+      </w:pPr>
+      <w:r>
+        <w:rPr>
+          <w:rFonts w:ascii="Consolas" w:hAnsi="Consolas"/>
+          <w:color w:val="1F3A55"/>
+          <w:sz w:val="19"/>
+        </w:rPr>
+        <w:t>for i, s in enumerate(starts):</w:t>
+      </w:r>
+    </w:p>
+    <w:p>
+      <w:pPr>
+        <w:spacing w:after="0"/>
+        <w:ind w:left="360"/>
+      </w:pPr>
+      <w:r>
+        <w:rPr>
+          <w:rFonts w:ascii="Consolas" w:hAnsi="Consolas"/>
+          <w:color w:val="1F3A55"/>
+          <w:sz w:val="19"/>
+        </w:rPr>
+        <w:t xml:space="preserve">    ge = _dijkstra_dist(pas, s, grid.h)       # поле ОТ этого входа</w:t>
+      </w:r>
+    </w:p>
+    <w:p>
+      <w:pPr>
+        <w:spacing w:after="0"/>
+        <w:ind w:left="360"/>
+      </w:pPr>
+      <w:r>
+        <w:rPr>
+          <w:rFonts w:ascii="Consolas" w:hAnsi="Consolas"/>
+          <w:color w:val="1F3A55"/>
+          <w:sz w:val="19"/>
+        </w:rPr>
+        <w:t xml:space="preserve">    total = ge + gt                           # вход → ячейка → цель, км</w:t>
+      </w:r>
+    </w:p>
+    <w:p>
+      <w:pPr>
+        <w:spacing w:after="0"/>
+        <w:ind w:left="360"/>
+      </w:pPr>
+      <w:r>
+        <w:rPr>
+          <w:rFonts w:ascii="Consolas" w:hAnsi="Consolas"/>
+          <w:color w:val="1F3A55"/>
+          <w:sz w:val="19"/>
+        </w:rPr>
+        <w:t xml:space="preserve">    env |= np.isfinite(total) &amp; (total &lt;= entry_L_max(L_max, i))</w:t>
+      </w:r>
+    </w:p>
+    <w:p/>
+    <w:p>
+      <w:r>
+        <w:rPr>
+          <w:b w:val="0"/>
+          <w:i w:val="0"/>
+        </w:rPr>
+        <w:t>Сложение двух полей даёт длину пути «вход → ячейка → цель» сразу для ВСЕХ 35 186 ячеек: одно сравнение с запасом хода — и готова вся розовая область на карте.</w:t>
+      </w:r>
+    </w:p>
+    <w:p>
+      <w:r>
+        <w:rPr>
+          <w:b w:val="0"/>
+          <w:i w:val="0"/>
+        </w:rPr>
+        <w:t>2) Отбор точек обхода — не отпадает ли крюк как заведомо невозможный:</w:t>
+      </w:r>
+    </w:p>
+    <w:p>
+      <w:r>
+        <w:rPr>
+          <w:b w:val="0"/>
+          <w:i/>
+          <w:color w:val="555555"/>
+          <w:sz w:val="18"/>
+        </w:rPr>
+        <w:t>model/threat_routes.py :: _pick_via</w:t>
+      </w:r>
+    </w:p>
+    <w:p>
+      <w:pPr>
+        <w:spacing w:after="0"/>
+        <w:ind w:left="360"/>
+      </w:pPr>
+      <w:r>
+        <w:rPr>
+          <w:rFonts w:ascii="Consolas" w:hAnsi="Consolas"/>
+          <w:color w:val="1F3A55"/>
+          <w:sz w:val="19"/>
+        </w:rPr>
+        <w:t>minlen = ctx['via_minlen']                    # длина вход → via → цель, км</w:t>
+      </w:r>
+    </w:p>
+    <w:p>
+      <w:pPr>
+        <w:spacing w:after="0"/>
+        <w:ind w:left="360"/>
+      </w:pPr>
+      <w:r>
+        <w:rPr>
+          <w:rFonts w:ascii="Consolas" w:hAnsi="Consolas"/>
+          <w:color w:val="1F3A55"/>
+          <w:sz w:val="19"/>
+        </w:rPr>
+        <w:t>ok = np.nonzero(np.isfinite(minlen) &amp; (minlen &lt;= L_max))[0]</w:t>
+      </w:r>
+    </w:p>
+    <w:p/>
+    <w:p>
+      <w:r>
+        <w:rPr>
+          <w:b w:val="0"/>
+          <w:i w:val="0"/>
+        </w:rPr>
+        <w:t>3) Старт маршрута — хватит ли хода в принципе:</w:t>
+      </w:r>
+    </w:p>
+    <w:p>
+      <w:r>
+        <w:rPr>
+          <w:b w:val="0"/>
+          <w:i/>
+          <w:color w:val="555555"/>
+          <w:sz w:val="18"/>
+        </w:rPr>
+        <w:t>model/threat_routes.py :: _walk_field</w:t>
+      </w:r>
+    </w:p>
+    <w:p>
+      <w:pPr>
+        <w:spacing w:after="0"/>
+        <w:ind w:left="360"/>
+      </w:pPr>
+      <w:r>
+        <w:rPr>
+          <w:rFonts w:ascii="Consolas" w:hAnsi="Consolas"/>
+          <w:color w:val="1F3A55"/>
+          <w:sz w:val="19"/>
+        </w:rPr>
+        <w:t>d_start = dgeo[start]                         # км до цели из точки старта</w:t>
+      </w:r>
+    </w:p>
+    <w:p>
+      <w:pPr>
+        <w:spacing w:after="0"/>
+        <w:ind w:left="360"/>
+      </w:pPr>
+      <w:r>
+        <w:rPr>
+          <w:rFonts w:ascii="Consolas" w:hAnsi="Consolas"/>
+          <w:color w:val="1F3A55"/>
+          <w:sz w:val="19"/>
+        </w:rPr>
+        <w:t>if not np.isfinite(d_start) or d_start &gt; budget:</w:t>
+      </w:r>
+    </w:p>
+    <w:p>
+      <w:pPr>
+        <w:spacing w:after="0"/>
+        <w:ind w:left="360"/>
+      </w:pPr>
+      <w:r>
+        <w:rPr>
+          <w:rFonts w:ascii="Consolas" w:hAnsi="Consolas"/>
+          <w:color w:val="1F3A55"/>
+          <w:sz w:val="19"/>
+        </w:rPr>
+        <w:t xml:space="preserve">    return None                               # не хватает хода — попытка отброшена</w:t>
+      </w:r>
+    </w:p>
+    <w:p/>
+    <w:p>
+      <w:r>
+        <w:rPr>
+          <w:b w:val="0"/>
+          <w:i w:val="0"/>
+        </w:rPr>
+        <w:t>4) Каждый шаг маршрута — сколько ещё можно потратить на виляние:</w:t>
+      </w:r>
+    </w:p>
+    <w:p>
+      <w:r>
+        <w:rPr>
+          <w:b w:val="0"/>
+          <w:i/>
+          <w:color w:val="555555"/>
+          <w:sz w:val="18"/>
+        </w:rPr>
+        <w:t>model/threat_routes.py :: _walk_field</w:t>
+      </w:r>
+    </w:p>
+    <w:p>
+      <w:pPr>
+        <w:spacing w:after="0"/>
+        <w:ind w:left="360"/>
+      </w:pPr>
+      <w:r>
+        <w:rPr>
+          <w:rFonts w:ascii="Consolas" w:hAnsi="Consolas"/>
+          <w:color w:val="1F3A55"/>
+          <w:sz w:val="19"/>
+        </w:rPr>
+        <w:t>slack = (budget - route_len) - dgeo[cur]      # свободный запас, км</w:t>
+      </w:r>
+    </w:p>
+    <w:p>
+      <w:pPr>
+        <w:spacing w:after="0"/>
+        <w:ind w:left="360"/>
+      </w:pPr>
+      <w:r>
+        <w:rPr>
+          <w:rFonts w:ascii="Consolas" w:hAnsi="Consolas"/>
+          <w:color w:val="1F3A55"/>
+          <w:sz w:val="19"/>
+        </w:rPr>
+        <w:t>if slack &lt; 0.0:</w:t>
+      </w:r>
+    </w:p>
+    <w:p>
+      <w:pPr>
+        <w:spacing w:after="0"/>
+        <w:ind w:left="360"/>
+      </w:pPr>
+      <w:r>
+        <w:rPr>
+          <w:rFonts w:ascii="Consolas" w:hAnsi="Consolas"/>
+          <w:color w:val="1F3A55"/>
+          <w:sz w:val="19"/>
+        </w:rPr>
+        <w:t xml:space="preserve">    return None                               # дойти уже нельзя, обрываемся</w:t>
+      </w:r>
+    </w:p>
+    <w:p/>
+    <w:p>
+      <w:r>
+        <w:rPr>
+          <w:b w:val="0"/>
+          <w:i w:val="0"/>
+        </w:rPr>
+        <w:t>Именно этот «свободный запас» и делает поведение маршрута живым: пока он велик, линия петляет по коридорам, когда тает — выпрямляется и идёт к цели. И всё это стоит одного чтения из массива на шаг.</w:t>
+      </w:r>
+    </w:p>
+    <w:p>
+      <w:r>
+        <w:rPr>
+          <w:b/>
+          <w:i w:val="0"/>
+        </w:rPr>
+        <w:t>Из чего состоит контекст</w:t>
+      </w:r>
+    </w:p>
+    <w:tbl>
+      <w:tblPr>
+        <w:tblStyle w:val="LightGrid-Accent1"/>
+        <w:tblW w:type="auto" w:w="0"/>
+        <w:tblLook w:firstColumn="1" w:firstRow="1" w:lastColumn="0" w:lastRow="0" w:noHBand="0" w:noVBand="1" w:val="04A0"/>
+      </w:tblPr>
+      <w:tblGrid>
+        <w:gridCol w:w="2880"/>
+        <w:gridCol w:w="2880"/>
+        <w:gridCol w:w="2880"/>
+      </w:tblGrid>
+      <w:tr>
+        <w:tc>
+          <w:tcPr>
+            <w:tcW w:type="dxa" w:w="2880"/>
+          </w:tcPr>
+          <w:p>
+            <w:r/>
+            <w:r>
+              <w:rPr>
+                <w:b/>
+                <w:sz w:val="20"/>
+              </w:rPr>
+              <w:t>Что лежит</w:t>
+            </w:r>
+          </w:p>
+        </w:tc>
+        <w:tc>
+          <w:tcPr>
+            <w:tcW w:type="dxa" w:w="2880"/>
+          </w:tcPr>
+          <w:p>
+            <w:r/>
+            <w:r>
+              <w:rPr>
+                <w:b/>
+                <w:sz w:val="20"/>
+              </w:rPr>
+              <w:t>Сколько</w:t>
+            </w:r>
+          </w:p>
+        </w:tc>
+        <w:tc>
+          <w:tcPr>
+            <w:tcW w:type="dxa" w:w="2880"/>
+          </w:tcPr>
+          <w:p>
+            <w:r/>
+            <w:r>
+              <w:rPr>
+                <w:b/>
+                <w:sz w:val="20"/>
+              </w:rPr>
+              <w:t>Зачем</w:t>
+            </w:r>
+          </w:p>
+        </w:tc>
+      </w:tr>
+      <w:tr>
+        <w:tc>
+          <w:tcPr>
+            <w:tcW w:type="dxa" w:w="2880"/>
+          </w:tcPr>
+          <w:p>
+            <w:r/>
+            <w:r>
+              <w:rPr>
+                <w:sz w:val="20"/>
+              </w:rPr>
+              <w:t>поле до цели — геометрия (км)</w:t>
+            </w:r>
+          </w:p>
+        </w:tc>
+        <w:tc>
+          <w:tcPr>
+            <w:tcW w:type="dxa" w:w="2880"/>
+          </w:tcPr>
+          <w:p>
+            <w:r/>
+            <w:r>
+              <w:rPr>
+                <w:sz w:val="20"/>
+              </w:rPr>
+              <w:t>1</w:t>
+            </w:r>
+          </w:p>
+        </w:tc>
+        <w:tc>
+          <w:tcPr>
+            <w:tcW w:type="dxa" w:w="2880"/>
+          </w:tcPr>
+          <w:p>
+            <w:r/>
+            <w:r>
+              <w:rPr>
+                <w:sz w:val="20"/>
+              </w:rPr>
+              <w:t>хватит ли запаса хода</w:t>
+            </w:r>
+          </w:p>
+        </w:tc>
+      </w:tr>
+      <w:tr>
+        <w:tc>
+          <w:tcPr>
+            <w:tcW w:type="dxa" w:w="2880"/>
+          </w:tcPr>
+          <w:p>
+            <w:r/>
+            <w:r>
+              <w:rPr>
+                <w:sz w:val="20"/>
+              </w:rPr>
+              <w:t>поле до цели — стоимость</w:t>
+            </w:r>
+          </w:p>
+        </w:tc>
+        <w:tc>
+          <w:tcPr>
+            <w:tcW w:type="dxa" w:w="2880"/>
+          </w:tcPr>
+          <w:p>
+            <w:r/>
+            <w:r>
+              <w:rPr>
+                <w:sz w:val="20"/>
+              </w:rPr>
+              <w:t>1</w:t>
+            </w:r>
+          </w:p>
+        </w:tc>
+        <w:tc>
+          <w:tcPr>
+            <w:tcW w:type="dxa" w:w="2880"/>
+          </w:tcPr>
+          <w:p>
+            <w:r/>
+            <w:r>
+              <w:rPr>
+                <w:sz w:val="20"/>
+              </w:rPr>
+              <w:t>куда ВЫГОДНЕЕ идти (вес местности)</w:t>
+            </w:r>
+          </w:p>
+        </w:tc>
+      </w:tr>
+      <w:tr>
+        <w:tc>
+          <w:tcPr>
+            <w:tcW w:type="dxa" w:w="2880"/>
+          </w:tcPr>
+          <w:p>
+            <w:r/>
+            <w:r>
+              <w:rPr>
+                <w:sz w:val="20"/>
+              </w:rPr>
+              <w:t>поля до каждой точки обхода</w:t>
+            </w:r>
+          </w:p>
+        </w:tc>
+        <w:tc>
+          <w:tcPr>
+            <w:tcW w:type="dxa" w:w="2880"/>
+          </w:tcPr>
+          <w:p>
+            <w:r/>
+            <w:r>
+              <w:rPr>
+                <w:sz w:val="20"/>
+              </w:rPr>
+              <w:t>11 × 2</w:t>
+            </w:r>
+          </w:p>
+        </w:tc>
+        <w:tc>
+          <w:tcPr>
+            <w:tcW w:type="dxa" w:w="2880"/>
+          </w:tcPr>
+          <w:p>
+            <w:r/>
+            <w:r>
+              <w:rPr>
+                <w:sz w:val="20"/>
+              </w:rPr>
+              <w:t>то же для участка «вход → VIA»</w:t>
+            </w:r>
+          </w:p>
+        </w:tc>
+      </w:tr>
+      <w:tr>
+        <w:tc>
+          <w:tcPr>
+            <w:tcW w:type="dxa" w:w="2880"/>
+          </w:tcPr>
+          <w:p>
+            <w:r/>
+            <w:r>
+              <w:rPr>
+                <w:sz w:val="20"/>
+              </w:rPr>
+              <w:t>проходимость, вес, обзор вперёд</w:t>
+            </w:r>
+          </w:p>
+        </w:tc>
+        <w:tc>
+          <w:tcPr>
+            <w:tcW w:type="dxa" w:w="2880"/>
+          </w:tcPr>
+          <w:p>
+            <w:r/>
+            <w:r>
+              <w:rPr>
+                <w:sz w:val="20"/>
+              </w:rPr>
+              <w:t>3 маски</w:t>
+            </w:r>
+          </w:p>
+        </w:tc>
+        <w:tc>
+          <w:tcPr>
+            <w:tcW w:type="dxa" w:w="2880"/>
+          </w:tcPr>
+          <w:p>
+            <w:r/>
+            <w:r>
+              <w:rPr>
+                <w:sz w:val="20"/>
+              </w:rPr>
+              <w:t>можно ли шагнуть в ячейку</w:t>
+            </w:r>
+          </w:p>
+        </w:tc>
+      </w:tr>
+      <w:tr>
+        <w:tc>
+          <w:tcPr>
+            <w:tcW w:type="dxa" w:w="2880"/>
+          </w:tcPr>
+          <w:p>
+            <w:r/>
+            <w:r>
+              <w:rPr>
+                <w:sz w:val="20"/>
+              </w:rPr>
+              <w:t>данные по каждой точке входа</w:t>
+            </w:r>
+          </w:p>
+        </w:tc>
+        <w:tc>
+          <w:tcPr>
+            <w:tcW w:type="dxa" w:w="2880"/>
+          </w:tcPr>
+          <w:p>
+            <w:r/>
+            <w:r>
+              <w:rPr>
+                <w:sz w:val="20"/>
+              </w:rPr>
+              <w:t>по 5 полей</w:t>
+            </w:r>
+          </w:p>
+        </w:tc>
+        <w:tc>
+          <w:tcPr>
+            <w:tcW w:type="dxa" w:w="2880"/>
+          </w:tcPr>
+          <w:p>
+            <w:r/>
+            <w:r>
+              <w:rPr>
+                <w:sz w:val="20"/>
+              </w:rPr>
+              <w:t>своя ось и свой запас хода</w:t>
+            </w:r>
+          </w:p>
+        </w:tc>
+      </w:tr>
+    </w:tbl>
+    <w:p/>
+    <w:p>
+      <w:r>
+        <w:rPr>
+          <w:b w:val="0"/>
+          <w:i w:val="0"/>
+        </w:rPr>
+        <w:t>Итого на нашем участке 24 поля расстояний и 6.4 МБ на цель; сборка занимает 3.7 секунды (замер по сценарию эталона движения: район с центром в цели, сектор налёта, авто-запас +50 км).</w:t>
+      </w:r>
+    </w:p>
+    <w:p>
+      <w:r>
+        <w:rPr>
+          <w:b/>
+          <w:i w:val="0"/>
+        </w:rPr>
+        <w:t>Почему контекст кэшируется</w:t>
+      </w:r>
+    </w:p>
+    <w:p>
+      <w:r>
+        <w:rPr>
+          <w:b w:val="0"/>
+          <w:i w:val="0"/>
+        </w:rPr>
+        <w:t>Собранный контекст хранится и переиспользуется, пока не изменилось то, от чего он зависит. Ключ кэша — разрыв между коридорами, уход от ориентира, ЦЕЛЬ и точки входа. Запас хода в ключ НЕ входит: поля от него не зависят, поэтому «подвинуть запас» ничего не пересчитывает.</w:t>
+      </w:r>
+    </w:p>
+    <w:p>
+      <w:r>
+        <w:rPr>
+          <w:b w:val="0"/>
+          <w:i/>
+          <w:color w:val="555555"/>
+          <w:sz w:val="18"/>
+        </w:rPr>
+        <w:t>model/threat_grid.py :: _ctx_key, _ensure_ctx</w:t>
+      </w:r>
+    </w:p>
+    <w:p>
+      <w:pPr>
+        <w:spacing w:after="0"/>
+        <w:ind w:left="360"/>
+      </w:pPr>
+      <w:r>
+        <w:rPr>
+          <w:rFonts w:ascii="Consolas" w:hAnsi="Consolas"/>
+          <w:color w:val="1F3A55"/>
+          <w:sz w:val="19"/>
+        </w:rPr>
+        <w:t>def _ctx_key(self):</w:t>
+      </w:r>
+    </w:p>
+    <w:p>
+      <w:pPr>
+        <w:spacing w:after="0"/>
+        <w:ind w:left="360"/>
+      </w:pPr>
+      <w:r>
+        <w:rPr>
+          <w:rFonts w:ascii="Consolas" w:hAnsi="Consolas"/>
+          <w:color w:val="1F3A55"/>
+          <w:sz w:val="19"/>
+        </w:rPr>
+        <w:t xml:space="preserve">    return (self._route_gap_km(), self._route_slack_km(), self.target_km,</w:t>
+      </w:r>
+    </w:p>
+    <w:p>
+      <w:pPr>
+        <w:spacing w:after="0"/>
+        <w:ind w:left="360"/>
+      </w:pPr>
+      <w:r>
+        <w:rPr>
+          <w:rFonts w:ascii="Consolas" w:hAnsi="Consolas"/>
+          <w:color w:val="1F3A55"/>
+          <w:sz w:val="19"/>
+        </w:rPr>
+        <w:t xml:space="preserve">            tuple(self.entry_points))</w:t>
+      </w:r>
+    </w:p>
+    <w:p>
+      <w:pPr>
+        <w:spacing w:after="0"/>
+        <w:ind w:left="360"/>
+      </w:pPr>
+      <w:r>
+        <w:rPr>
+          <w:rFonts w:ascii="Consolas" w:hAnsi="Consolas"/>
+          <w:color w:val="1F3A55"/>
+          <w:sz w:val="19"/>
+        </w:rPr>
+        <w:t xml:space="preserve"> </w:t>
+      </w:r>
+    </w:p>
+    <w:p>
+      <w:pPr>
+        <w:spacing w:after="0"/>
+        <w:ind w:left="360"/>
+      </w:pPr>
+      <w:r>
+        <w:rPr>
+          <w:rFonts w:ascii="Consolas" w:hAnsi="Consolas"/>
+          <w:color w:val="1F3A55"/>
+          <w:sz w:val="19"/>
+        </w:rPr>
+        <w:t>def _ensure_ctx(self, entry, target):</w:t>
+      </w:r>
+    </w:p>
+    <w:p>
+      <w:pPr>
+        <w:spacing w:after="0"/>
+        <w:ind w:left="360"/>
+      </w:pPr>
+      <w:r>
+        <w:rPr>
+          <w:rFonts w:ascii="Consolas" w:hAnsi="Consolas"/>
+          <w:color w:val="1F3A55"/>
+          <w:sz w:val="19"/>
+        </w:rPr>
+        <w:t xml:space="preserve">    key = self._ctx_key()</w:t>
+      </w:r>
+    </w:p>
+    <w:p>
+      <w:pPr>
+        <w:spacing w:after="0"/>
+        <w:ind w:left="360"/>
+      </w:pPr>
+      <w:r>
+        <w:rPr>
+          <w:rFonts w:ascii="Consolas" w:hAnsi="Consolas"/>
+          <w:color w:val="1F3A55"/>
+          <w:sz w:val="19"/>
+        </w:rPr>
+        <w:t xml:space="preserve">    if self._iter_ctx is None or self._ctx_built_key != key:</w:t>
+      </w:r>
+    </w:p>
+    <w:p>
+      <w:pPr>
+        <w:spacing w:after="0"/>
+        <w:ind w:left="360"/>
+      </w:pPr>
+      <w:r>
+        <w:rPr>
+          <w:rFonts w:ascii="Consolas" w:hAnsi="Consolas"/>
+          <w:color w:val="1F3A55"/>
+          <w:sz w:val="19"/>
+        </w:rPr>
+        <w:t xml:space="preserve">        self._iter_ctx = build_iter_context(...)      # дорого: поля Дейкстры</w:t>
+      </w:r>
+    </w:p>
+    <w:p>
+      <w:pPr>
+        <w:spacing w:after="0"/>
+        <w:ind w:left="360"/>
+      </w:pPr>
+      <w:r>
+        <w:rPr>
+          <w:rFonts w:ascii="Consolas" w:hAnsi="Consolas"/>
+          <w:color w:val="1F3A55"/>
+          <w:sz w:val="19"/>
+        </w:rPr>
+        <w:t xml:space="preserve">        self._ctx_built_key = key</w:t>
+      </w:r>
+    </w:p>
+    <w:p>
+      <w:pPr>
+        <w:spacing w:after="0"/>
+        <w:ind w:left="360"/>
+      </w:pPr>
+      <w:r>
+        <w:rPr>
+          <w:rFonts w:ascii="Consolas" w:hAnsi="Consolas"/>
+          <w:color w:val="1F3A55"/>
+          <w:sz w:val="19"/>
+        </w:rPr>
+        <w:t xml:space="preserve">    return self._iter_ctx</w:t>
+      </w:r>
+    </w:p>
+    <w:p/>
+    <w:p>
+      <w:r>
+        <w:rPr>
+          <w:b w:val="0"/>
+          <w:i w:val="0"/>
+        </w:rPr>
+        <w:t>Отсюда и разница в цене: контекст — 3.7 секунды, а один маршрут поверх готового контекста — 0.053 секунды, в семьдесят раз дешевле. Двести пятьдесят маршрутов укладываются в 13.4 секунды.</w:t>
+      </w:r>
+    </w:p>
+    <w:p>
+      <w:pPr>
+        <w:jc w:val="center"/>
+      </w:pPr>
+      <w:r>
+        <w:drawing>
+          <wp:inline xmlns:a="http://schemas.openxmlformats.org/drawingml/2006/main" xmlns:pic="http://schemas.openxmlformats.org/drawingml/2006/picture">
+            <wp:extent cx="5760720" cy="2463204"/>
+            <wp:docPr id="4" name="Picture 4"/>
+            <wp:cNvGraphicFramePr>
+              <a:graphicFrameLocks noChangeAspect="1"/>
+            </wp:cNvGraphicFramePr>
+            <a:graphic>
+              <a:graphicData uri="http://schemas.openxmlformats.org/drawingml/2006/picture">
+                <pic:pic>
+                  <pic:nvPicPr>
+                    <pic:cNvPr id="0" name="cost.png"/>
+                    <pic:cNvPicPr/>
+                  </pic:nvPicPr>
+                  <pic:blipFill>
+                    <a:blip r:embed="rId12"/>
+                    <a:stretch>
+                      <a:fillRect/>
+                    </a:stretch>
+                  </pic:blipFill>
+                  <pic:spPr>
+                    <a:xfrm>
+                      <a:off x="0" y="0"/>
+                      <a:ext cx="5760720" cy="2463204"/>
+                    </a:xfrm>
+                    <a:prstGeom prst="rect"/>
+                  </pic:spPr>
+                </pic:pic>
+              </a:graphicData>
+            </a:graphic>
+          </wp:inline>
+        </w:drawing>
+      </w:r>
+    </w:p>
+    <w:p>
+      <w:pPr>
+        <w:jc w:val="center"/>
+      </w:pPr>
+      <w:r>
+        <w:rPr>
+          <w:b w:val="0"/>
+          <w:i/>
+          <w:color w:val="555555"/>
+          <w:sz w:val="18"/>
+        </w:rPr>
+        <w:t>Рисунок 4. Слева — что во что входит, справа — время в логарифмической шкале. Красный столбец показывает цену ошибки: если бы контекст пересобирался под каждый маршрут, те же 250 линий строились бы около 15 минут вместо 13 секунд.</w:t>
+      </w:r>
+    </w:p>
+    <w:p>
+      <w:r>
+        <w:rPr>
+          <w:b/>
+          <w:i w:val="0"/>
+        </w:rPr>
+        <w:t>Что будет при нескольких целях</w:t>
+      </w:r>
+    </w:p>
+    <w:p>
+      <w:r>
+        <w:rPr>
+          <w:b w:val="0"/>
+          <w:i w:val="0"/>
+        </w:rPr>
+        <w:t>Цель входит в ключ кэша, поэтому каждая цель — это свой набор полей. Счёт простой: на цель два поля (километры и стоимость) и по два поля на каждую точку обхода. Целей планируется две-три, значит контекстов будет столько же.</w:t>
+      </w:r>
+    </w:p>
+    <w:tbl>
+      <w:tblPr>
+        <w:tblStyle w:val="LightGrid-Accent1"/>
+        <w:tblW w:type="auto" w:w="0"/>
+        <w:tblLook w:firstColumn="1" w:firstRow="1" w:lastColumn="0" w:lastRow="0" w:noHBand="0" w:noVBand="1" w:val="04A0"/>
+      </w:tblPr>
+      <w:tblGrid>
+        <w:gridCol w:w="2160"/>
+        <w:gridCol w:w="2160"/>
+        <w:gridCol w:w="2160"/>
+        <w:gridCol w:w="2160"/>
+      </w:tblGrid>
+      <w:tr>
+        <w:tc>
+          <w:tcPr>
+            <w:tcW w:type="dxa" w:w="2160"/>
+          </w:tcPr>
+          <w:p>
+            <w:r/>
+            <w:r>
+              <w:rPr>
+                <w:b/>
+                <w:sz w:val="20"/>
+              </w:rPr>
+              <w:t>Целей</w:t>
+            </w:r>
+          </w:p>
+        </w:tc>
+        <w:tc>
+          <w:tcPr>
+            <w:tcW w:type="dxa" w:w="2160"/>
+          </w:tcPr>
+          <w:p>
+            <w:r/>
+            <w:r>
+              <w:rPr>
+                <w:b/>
+                <w:sz w:val="20"/>
+              </w:rPr>
+              <w:t>Полей расстояний</w:t>
+            </w:r>
+          </w:p>
+        </w:tc>
+        <w:tc>
+          <w:tcPr>
+            <w:tcW w:type="dxa" w:w="2160"/>
+          </w:tcPr>
+          <w:p>
+            <w:r/>
+            <w:r>
+              <w:rPr>
+                <w:b/>
+                <w:sz w:val="20"/>
+              </w:rPr>
+              <w:t>Память</w:t>
+            </w:r>
+          </w:p>
+        </w:tc>
+        <w:tc>
+          <w:tcPr>
+            <w:tcW w:type="dxa" w:w="2160"/>
+          </w:tcPr>
+          <w:p>
+            <w:r/>
+            <w:r>
+              <w:rPr>
+                <w:b/>
+                <w:sz w:val="20"/>
+              </w:rPr>
+              <w:t>Сборка</w:t>
+            </w:r>
+          </w:p>
+        </w:tc>
+      </w:tr>
+      <w:tr>
+        <w:tc>
+          <w:tcPr>
+            <w:tcW w:type="dxa" w:w="2160"/>
+          </w:tcPr>
+          <w:p>
+            <w:r/>
+            <w:r>
+              <w:rPr>
+                <w:sz w:val="20"/>
+              </w:rPr>
+              <w:t>1 (как сейчас)</w:t>
+            </w:r>
+          </w:p>
+        </w:tc>
+        <w:tc>
+          <w:tcPr>
+            <w:tcW w:type="dxa" w:w="2160"/>
+          </w:tcPr>
+          <w:p>
+            <w:r/>
+            <w:r>
+              <w:rPr>
+                <w:sz w:val="20"/>
+              </w:rPr>
+              <w:t>24</w:t>
+            </w:r>
+          </w:p>
+        </w:tc>
+        <w:tc>
+          <w:tcPr>
+            <w:tcW w:type="dxa" w:w="2160"/>
+          </w:tcPr>
+          <w:p>
+            <w:r/>
+            <w:r>
+              <w:rPr>
+                <w:sz w:val="20"/>
+              </w:rPr>
+              <w:t>6.4 МБ</w:t>
+            </w:r>
+          </w:p>
+        </w:tc>
+        <w:tc>
+          <w:tcPr>
+            <w:tcW w:type="dxa" w:w="2160"/>
+          </w:tcPr>
+          <w:p>
+            <w:r/>
+            <w:r>
+              <w:rPr>
+                <w:sz w:val="20"/>
+              </w:rPr>
+              <w:t>3.7 с</w:t>
+            </w:r>
+          </w:p>
+        </w:tc>
+      </w:tr>
+      <w:tr>
+        <w:tc>
+          <w:tcPr>
+            <w:tcW w:type="dxa" w:w="2160"/>
+          </w:tcPr>
+          <w:p>
+            <w:r/>
+            <w:r>
+              <w:rPr>
+                <w:sz w:val="20"/>
+              </w:rPr>
+              <w:t>2</w:t>
+            </w:r>
+          </w:p>
+        </w:tc>
+        <w:tc>
+          <w:tcPr>
+            <w:tcW w:type="dxa" w:w="2160"/>
+          </w:tcPr>
+          <w:p>
+            <w:r/>
+            <w:r>
+              <w:rPr>
+                <w:sz w:val="20"/>
+              </w:rPr>
+              <w:t>48</w:t>
+            </w:r>
+          </w:p>
+        </w:tc>
+        <w:tc>
+          <w:tcPr>
+            <w:tcW w:type="dxa" w:w="2160"/>
+          </w:tcPr>
+          <w:p>
+            <w:r/>
+            <w:r>
+              <w:rPr>
+                <w:sz w:val="20"/>
+              </w:rPr>
+              <w:t>≈ 13 МБ</w:t>
+            </w:r>
+          </w:p>
+        </w:tc>
+        <w:tc>
+          <w:tcPr>
+            <w:tcW w:type="dxa" w:w="2160"/>
+          </w:tcPr>
+          <w:p>
+            <w:r/>
+            <w:r>
+              <w:rPr>
+                <w:sz w:val="20"/>
+              </w:rPr>
+              <w:t>≈ 7.4 с</w:t>
+            </w:r>
+          </w:p>
+        </w:tc>
+      </w:tr>
+      <w:tr>
+        <w:tc>
+          <w:tcPr>
+            <w:tcW w:type="dxa" w:w="2160"/>
+          </w:tcPr>
+          <w:p>
+            <w:r/>
+            <w:r>
+              <w:rPr>
+                <w:sz w:val="20"/>
+              </w:rPr>
+              <w:t>3</w:t>
+            </w:r>
+          </w:p>
+        </w:tc>
+        <w:tc>
+          <w:tcPr>
+            <w:tcW w:type="dxa" w:w="2160"/>
+          </w:tcPr>
+          <w:p>
+            <w:r/>
+            <w:r>
+              <w:rPr>
+                <w:sz w:val="20"/>
+              </w:rPr>
+              <w:t>72</w:t>
+            </w:r>
+          </w:p>
+        </w:tc>
+        <w:tc>
+          <w:tcPr>
+            <w:tcW w:type="dxa" w:w="2160"/>
+          </w:tcPr>
+          <w:p>
+            <w:r/>
+            <w:r>
+              <w:rPr>
+                <w:sz w:val="20"/>
+              </w:rPr>
+              <w:t>≈ 19 МБ</w:t>
+            </w:r>
+          </w:p>
+        </w:tc>
+        <w:tc>
+          <w:tcPr>
+            <w:tcW w:type="dxa" w:w="2160"/>
+          </w:tcPr>
+          <w:p>
+            <w:r/>
+            <w:r>
+              <w:rPr>
+                <w:sz w:val="20"/>
+              </w:rPr>
+              <w:t>≈ 11 с</w:t>
+            </w:r>
+          </w:p>
+        </w:tc>
+      </w:tr>
+    </w:tbl>
+    <w:p/>
+    <w:p>
+      <w:r>
+        <w:rPr>
+          <w:b w:val="0"/>
+          <w:i w:val="0"/>
+        </w:rPr>
+        <w:t>Это немного, поэтому все контексты держатся в памяти разом и вытеснять их не нужно: каждая цель считается один раз, а дальше маршрут берёт готовый контекст по своей цели. ⚠️ Числа таблицы — пересчёт замера одной цели, а не отдельный замер каждого случая.</w:t>
+      </w:r>
+    </w:p>
+    <w:p>
+      <w:r>
+        <w:rPr>
+          <w:b w:val="0"/>
+          <w:i w:val="0"/>
+          <w:color w:val="A61B1B"/>
+        </w:rPr>
+        <w:t>⚠ Чего делать НЕЛЬЗЯ: пересобирать контекст под каждый разыгранный маршрут. Цель меняется от маршрута к маршруту, и наивный путь даёт те самые 15 минут вместо 13 секунд — при том, что результат получится ровно тот же.</w:t>
       </w:r>
     </w:p>
     <w:p>
@@ -4232,6 +5557,16 @@
           <w:i w:val="0"/>
           <w:color w:val="A61B1B"/>
         </w:rPr>
+        <w:t>⚠ Числа этой таблицы и раздела 6а РАЗНЫЕ, и это не противоречие: цена контекста зависит от района и запаса хода. Здесь — 42.13 с (район из файла области, запас 175 км), в разделе 6а — 3.7 с (район с центром в цели, сектор налёта). Поэтому условия замера всегда пишутся рядом с числом: само по себе «контекст стоит N секунд» не значит ничего.</w:t>
+      </w:r>
+    </w:p>
+    <w:p>
+      <w:r>
+        <w:rPr>
+          <w:b w:val="0"/>
+          <w:i w:val="0"/>
+          <w:color w:val="A61B1B"/>
+        </w:rPr>
         <w:t>⚠ Оба тяжёлых этапа независимы и распараллеливаются: поля VIA считаются каждое само по себе, маршруты друг о друге не знают. По оценке (не замер) на четырёх ядрах 137 с могли бы стать 40–45 с.</w:t>
       </w:r>
     </w:p>
@@ -4558,6 +5893,66 @@
                 <w:sz w:val="20"/>
               </w:rPr>
               <w:t>model/threat_routes.py :: build_iter_context</w:t>
+            </w:r>
+          </w:p>
+        </w:tc>
+      </w:tr>
+      <w:tr>
+        <w:tc>
+          <w:tcPr>
+            <w:tcW w:type="dxa" w:w="4320"/>
+          </w:tcPr>
+          <w:p>
+            <w:r/>
+            <w:r>
+              <w:rPr>
+                <w:sz w:val="20"/>
+              </w:rPr>
+              <w:t>кэш контекста: от чего зависит и когда пересобирается</w:t>
+            </w:r>
+          </w:p>
+        </w:tc>
+        <w:tc>
+          <w:tcPr>
+            <w:tcW w:type="dxa" w:w="4320"/>
+          </w:tcPr>
+          <w:p>
+            <w:r/>
+            <w:r>
+              <w:rPr>
+                <w:sz w:val="20"/>
+              </w:rPr>
+              <w:t>model/threat_grid.py :: _ctx_key, _ensure_ctx</w:t>
+            </w:r>
+          </w:p>
+        </w:tc>
+      </w:tr>
+      <w:tr>
+        <w:tc>
+          <w:tcPr>
+            <w:tcW w:type="dxa" w:w="4320"/>
+          </w:tcPr>
+          <w:p>
+            <w:r/>
+            <w:r>
+              <w:rPr>
+                <w:sz w:val="20"/>
+              </w:rPr>
+              <w:t>картинки к этому документу</w:t>
+            </w:r>
+          </w:p>
+        </w:tc>
+        <w:tc>
+          <w:tcPr>
+            <w:tcW w:type="dxa" w:w="4320"/>
+          </w:tcPr>
+          <w:p>
+            <w:r/>
+            <w:r>
+              <w:rPr>
+                <w:sz w:val="20"/>
+              </w:rPr>
+              <w:t>docs/make_pictures.py</w:t>
             </w:r>
           </w:p>
         </w:tc>

--- a/uav_sensor_mvc/docs/Маршруты_и_датчики.docx
+++ b/uav_sensor_mvc/docs/Маршруты_и_датчики.docx
@@ -2054,7 +2054,7 @@
           <w:b w:val="0"/>
           <w:i w:val="0"/>
         </w:rPr>
-        <w:t>Собранный контекст хранится и переиспользуется, пока не изменилось то, от чего он зависит. Ключ кэша — разрыв между коридорами, уход от ориентира, ЦЕЛЬ и точки входа. Запас хода в ключ НЕ входит: поля от него не зависят, поэтому «подвинуть запас» ничего не пересчитывает.</w:t>
+        <w:t>Собранный контекст хранится и переиспользуется, пока не изменилось то, от чего он зависит. Ключ кэша — разрыв между коридорами, уход от ориентира, ЦЕЛИ и точки входа. Запас хода в ключ НЕ входит: поля от него не зависят, поэтому «подвинуть запас» ничего не пересчитывает.</w:t>
       </w:r>
     </w:p>
     <w:p>
@@ -2065,7 +2065,7 @@
           <w:color w:val="555555"/>
           <w:sz w:val="18"/>
         </w:rPr>
-        <w:t>model/threat_grid.py :: _ctx_key, _ensure_ctx</w:t>
+        <w:t>model/threat_grid.py :: _ctx_key, _ensure_ctx (сокращено)</w:t>
       </w:r>
     </w:p>
     <w:p>
@@ -2093,7 +2093,7 @@
           <w:color w:val="1F3A55"/>
           <w:sz w:val="19"/>
         </w:rPr>
-        <w:t xml:space="preserve">    return (self._route_gap_km(), self._route_slack_km(), self.target_km,</w:t>
+        <w:t xml:space="preserve">    return (self._route_gap_km(), self._route_slack_km(),</w:t>
       </w:r>
     </w:p>
     <w:p>
@@ -2107,7 +2107,7 @@
           <w:color w:val="1F3A55"/>
           <w:sz w:val="19"/>
         </w:rPr>
-        <w:t xml:space="preserve">            tuple(self.entry_points))</w:t>
+        <w:t xml:space="preserve">            tuple(self.targets.points_km()), tuple(self.entry_points))</w:t>
       </w:r>
     </w:p>
     <w:p>
@@ -2135,7 +2135,7 @@
           <w:color w:val="1F3A55"/>
           <w:sz w:val="19"/>
         </w:rPr>
-        <w:t>def _ensure_ctx(self, entry, target):</w:t>
+        <w:t>def _ensure_ctx(self, entry):</w:t>
       </w:r>
     </w:p>
     <w:p>
@@ -2177,7 +2177,35 @@
           <w:color w:val="1F3A55"/>
           <w:sz w:val="19"/>
         </w:rPr>
-        <w:t xml:space="preserve">        self._iter_ctx = build_iter_context(...)      # дорого: поля Дейкстры</w:t>
+        <w:t xml:space="preserve">        self._ctxs = [build_iter_context(self.grid, entry, t, ...)   # дорого</w:t>
+      </w:r>
+    </w:p>
+    <w:p>
+      <w:pPr>
+        <w:spacing w:after="0"/>
+        <w:ind w:left="360"/>
+      </w:pPr>
+      <w:r>
+        <w:rPr>
+          <w:rFonts w:ascii="Consolas" w:hAnsi="Consolas"/>
+          <w:color w:val="1F3A55"/>
+          <w:sz w:val="19"/>
+        </w:rPr>
+        <w:t xml:space="preserve">                      for t in self.target_points_km()]            # — на КАЖДУЮ цель</w:t>
+      </w:r>
+    </w:p>
+    <w:p>
+      <w:pPr>
+        <w:spacing w:after="0"/>
+        <w:ind w:left="360"/>
+      </w:pPr>
+      <w:r>
+        <w:rPr>
+          <w:rFonts w:ascii="Consolas" w:hAnsi="Consolas"/>
+          <w:color w:val="1F3A55"/>
+          <w:sz w:val="19"/>
+        </w:rPr>
+        <w:t xml:space="preserve">        self._iter_ctx = self._ctxs[0]</w:t>
       </w:r>
     </w:p>
     <w:p>
@@ -2277,7 +2305,7 @@
           <w:b/>
           <w:i w:val="0"/>
         </w:rPr>
-        <w:t>Что будет при нескольких целях</w:t>
+        <w:t>Как сделано при нескольких целях (план 13, с 23.09.2026)</w:t>
       </w:r>
     </w:p>
     <w:p>
@@ -2286,7 +2314,7 @@
           <w:b w:val="0"/>
           <w:i w:val="0"/>
         </w:rPr>
-        <w:t>Цель входит в ключ кэша, поэтому каждая цель — это свой набор полей. Счёт простой: на цель два поля (километры и стоимость) и по два поля на каждую точку обхода. Целей планируется две-три, значит контекстов будет столько же.</w:t>
+        <w:t>Цель входит в ключ кэша, поэтому каждая цель — это свой набор полей: на цель два поля (километры и стоимость) и по два поля на каждую точку обхода. Целей может быть до пяти (заказчик назвал две-три), контекстов столько же. Какую цель берёт очередной маршрут, решает «мешок»: номера целей тасуются колодой, подряд одна цель не выпадает, за круг каждая выпадает ровно раз. Разбор кода — теория/код/ЦЕЛИ_И_РОЗЫГРЫШ.md.</w:t>
       </w:r>
     </w:p>
     <w:tbl>

--- a/uav_sensor_mvc/docs/Маршруты_и_датчики.docx
+++ b/uav_sensor_mvc/docs/Маршруты_и_датчики.docx
@@ -23,7 +23,7 @@
           <w:i/>
           <w:color w:val="555555"/>
         </w:rPr>
-        <w:t>Теория, формулы и фрагменты кода — состояние на 20.09.2026</w:t>
+        <w:t>Теория, формулы и фрагменты кода — состояние на 23.09.2026</w:t>
       </w:r>
     </w:p>
     <w:p>
@@ -164,7 +164,7 @@
         <w:pStyle w:val="ListBullet"/>
       </w:pPr>
       <w:r>
-        <w:t>точки разводятся и по расстоянию (не ближе 1 км), и по углу (0.3 идеального шага).</w:t>
+        <w:t>точки разводятся и по расстоянию — не ближе 3 % от (ширина + высота) района, у района 120 × 73 км это 5.8 км, — и по углу (0.3 идеального шага). Не набралось точек — пороги спускаются ступенями ×0.6 (5.8 → 3.5 → 2.1 км …), а не сразу в ноль.</w:t>
       </w:r>
     </w:p>
     <w:p>
@@ -4770,7 +4770,7 @@
           <w:i w:val="0"/>
           <w:color w:val="A61B1B"/>
         </w:rPr>
-        <w:t>⚠ Исключение одно — НОВЫЙ ТИП датчиков. Для каждого типа считается свой набор покрытия: свой радиус R и своя кратность k. Для типа 2 первый критерий работает заново, причём ПОВЕРХ уже поставленных датчиков типа 1 — их покрытие берётся как стартовое, иначе тип 2 «не видел» бы набранной кратности и ставил датчики в уже закрытые места.</w:t>
+        <w:t>⚠ Исключение одно — НОВЫЙ ТИП датчиков. Для каждого типа считается свой набор покрытия: свой радиус R и своя кратность k, и для типа 2 первый критерий работает заново. С чего он стартует, решает галка «кратность одна на всех»: стоит — с покрытия уже поставленных датчиков типа 1 (общая кратность); снята — с нуля, и свою k тип набирает только своими датчиками (с 23.09.2026). Замер: своя засечка ПВН, идущего вторым, 0.4 → 11.6 %.</w:t>
       </w:r>
     </w:p>
     <w:p>

--- a/uav_sensor_mvc/docs/Маршруты_и_датчики.docx
+++ b/uav_sensor_mvc/docs/Маршруты_и_датчики.docx
@@ -23,7 +23,7 @@
           <w:i/>
           <w:color w:val="555555"/>
         </w:rPr>
-        <w:t>Теория, формулы и фрагменты кода — состояние на 23.09.2026</w:t>
+        <w:t>Теория, формулы и фрагменты кода — состояние на 23.09.2026; разделы 17а–17г (хранение маршрутов, таблица «маршрут × место», оптимизация) — 26.09.2026</w:t>
       </w:r>
     </w:p>
     <w:p>
@@ -3880,7 +3880,16 @@
           <w:i w:val="0"/>
           <w:color w:val="A61B1B"/>
         </w:rPr>
-        <w:t>⚠ Сетка ОДНА на все типы. Для радиуса 15 км хватило бы 144 позиций вместо 6 182 — мелкая сетка крупному датчику не вредит, но считается дольше. Своя сетка на тип числится задачей.</w:t>
+        <w:t>⚠ Сетка общая для типов, которые ставятся «везде» (МОГ). Для радиуса 15 км хватило бы 144 позиций вместо 6 182 — мелкая сетка крупному датчику не вредит, но считается дольше. У ПВН (ставится только в застройке) с 24.09.2026 своя сетка: крыша самой высокой постройки в ячейке (план 13, задача 13.5).</w:t>
+      </w:r>
+    </w:p>
+    <w:p>
+      <w:r>
+        <w:rPr>
+          <w:b w:val="0"/>
+          <w:i w:val="0"/>
+        </w:rPr>
+        <w:t>Каждый узел сетки дальше называется МЕСТОМ (кандидатом): это точка, где датчик МОЖНО поставить, а не поставленный датчик. Жадный выбирает из тысяч мест N штук — например, 20 из 4 367 (раздел 17а).</w:t>
       </w:r>
     </w:p>
     <w:p>
@@ -5251,6 +5260,1172 @@
     </w:p>
     <w:p>
       <w:pPr>
+        <w:pStyle w:val="Heading2"/>
+      </w:pPr>
+      <w:r>
+        <w:rPr>
+          <w:color w:val="1F4E79"/>
+        </w:rPr>
+        <w:t>16а. ПВН у объектов защиты: сколько у каждой цели (30.09–02.10.2026)</w:t>
+      </w:r>
+    </w:p>
+    <w:p>
+      <w:r>
+        <w:rPr>
+          <w:b w:val="0"/>
+          <w:i w:val="0"/>
+        </w:rPr>
+        <w:t>До общего прохода ПВН ставятся у объектов защиты. Сколько — решают три числа: ПОТРЕБНОСТЬ цели (сколько ей нужно), её ДОЛЯ бюджета (сколько ей положено по приоритету) и МИНИМУМ (первая очередь). Термины: подлёт — куски маршрутов к этой цели в её зоне; кратность защиты k — сколько ПВН должны видеть подлёт; уровень защиты — доля подлёта, засечённая ≥ k раз (от k: 99 · 92 · 89.3 … %); порог прироста — от k: 1 · 3 · 4 · 5 … %.</w:t>
+      </w:r>
+    </w:p>
+    <w:p>
+      <w:r>
+        <w:rPr>
+          <w:b/>
+          <w:i w:val="0"/>
+        </w:rPr>
+        <w:t>Шаг 1. Потребность — по кривой цели.</w:t>
+      </w:r>
+    </w:p>
+    <w:p>
+      <w:r>
+        <w:rPr>
+          <w:b w:val="0"/>
+          <w:i w:val="0"/>
+        </w:rPr>
+        <w:t>Цель считается ОДНА: её жадный ставит ПВН до заполнения зоны, и после каждого ПВН записывается доля подлёта ≥ k — это кривая насыщения. Если уровень на кривой достижим — потребность = сколько ПВН до уровня. Если недостижим даже на всех местах зоны — цель добирает, пока до ПОТОЛКА кривой (доли при всех местах) остаётся не меньше k порогов: дальше ПВН почти ничего не добавляют.</w:t>
+      </w:r>
+    </w:p>
+    <w:tbl>
+      <w:tblPr>
+        <w:tblStyle w:val="LightGrid-Accent1"/>
+        <w:tblW w:type="auto" w:w="0"/>
+        <w:tblLook w:firstColumn="1" w:firstRow="1" w:lastColumn="0" w:lastRow="0" w:noHBand="0" w:noVBand="1" w:val="04A0"/>
+      </w:tblPr>
+      <w:tblGrid>
+        <w:gridCol w:w="665"/>
+        <w:gridCol w:w="665"/>
+        <w:gridCol w:w="665"/>
+        <w:gridCol w:w="665"/>
+        <w:gridCol w:w="665"/>
+        <w:gridCol w:w="665"/>
+        <w:gridCol w:w="665"/>
+        <w:gridCol w:w="665"/>
+        <w:gridCol w:w="665"/>
+        <w:gridCol w:w="665"/>
+        <w:gridCol w:w="665"/>
+        <w:gridCol w:w="665"/>
+        <w:gridCol w:w="665"/>
+      </w:tblGrid>
+      <w:tr>
+        <w:tc>
+          <w:tcPr>
+            <w:tcW w:type="dxa" w:w="665"/>
+          </w:tcPr>
+          <w:p>
+            <w:r/>
+            <w:r>
+              <w:rPr>
+                <w:b/>
+                <w:sz w:val="20"/>
+              </w:rPr>
+              <w:t>ПВН</w:t>
+            </w:r>
+          </w:p>
+        </w:tc>
+        <w:tc>
+          <w:tcPr>
+            <w:tcW w:type="dxa" w:w="665"/>
+          </w:tcPr>
+          <w:p>
+            <w:r/>
+            <w:r>
+              <w:rPr>
+                <w:b/>
+                <w:sz w:val="20"/>
+              </w:rPr>
+              <w:t>1</w:t>
+            </w:r>
+          </w:p>
+        </w:tc>
+        <w:tc>
+          <w:tcPr>
+            <w:tcW w:type="dxa" w:w="665"/>
+          </w:tcPr>
+          <w:p>
+            <w:r/>
+            <w:r>
+              <w:rPr>
+                <w:b/>
+                <w:sz w:val="20"/>
+              </w:rPr>
+              <w:t>2</w:t>
+            </w:r>
+          </w:p>
+        </w:tc>
+        <w:tc>
+          <w:tcPr>
+            <w:tcW w:type="dxa" w:w="665"/>
+          </w:tcPr>
+          <w:p>
+            <w:r/>
+            <w:r>
+              <w:rPr>
+                <w:b/>
+                <w:sz w:val="20"/>
+              </w:rPr>
+              <w:t>3</w:t>
+            </w:r>
+          </w:p>
+        </w:tc>
+        <w:tc>
+          <w:tcPr>
+            <w:tcW w:type="dxa" w:w="665"/>
+          </w:tcPr>
+          <w:p>
+            <w:r/>
+            <w:r>
+              <w:rPr>
+                <w:b/>
+                <w:sz w:val="20"/>
+              </w:rPr>
+              <w:t>…</w:t>
+            </w:r>
+          </w:p>
+        </w:tc>
+        <w:tc>
+          <w:tcPr>
+            <w:tcW w:type="dxa" w:w="665"/>
+          </w:tcPr>
+          <w:p>
+            <w:r/>
+            <w:r>
+              <w:rPr>
+                <w:b/>
+                <w:sz w:val="20"/>
+              </w:rPr>
+              <w:t>9</w:t>
+            </w:r>
+          </w:p>
+        </w:tc>
+        <w:tc>
+          <w:tcPr>
+            <w:tcW w:type="dxa" w:w="665"/>
+          </w:tcPr>
+          <w:p>
+            <w:r/>
+            <w:r>
+              <w:rPr>
+                <w:b/>
+                <w:sz w:val="20"/>
+              </w:rPr>
+              <w:t>10</w:t>
+            </w:r>
+          </w:p>
+        </w:tc>
+        <w:tc>
+          <w:tcPr>
+            <w:tcW w:type="dxa" w:w="665"/>
+          </w:tcPr>
+          <w:p>
+            <w:r/>
+            <w:r>
+              <w:rPr>
+                <w:b/>
+                <w:sz w:val="20"/>
+              </w:rPr>
+              <w:t>11</w:t>
+            </w:r>
+          </w:p>
+        </w:tc>
+        <w:tc>
+          <w:tcPr>
+            <w:tcW w:type="dxa" w:w="665"/>
+          </w:tcPr>
+          <w:p>
+            <w:r/>
+            <w:r>
+              <w:rPr>
+                <w:b/>
+                <w:sz w:val="20"/>
+              </w:rPr>
+              <w:t>12</w:t>
+            </w:r>
+          </w:p>
+        </w:tc>
+        <w:tc>
+          <w:tcPr>
+            <w:tcW w:type="dxa" w:w="665"/>
+          </w:tcPr>
+          <w:p>
+            <w:r/>
+            <w:r>
+              <w:rPr>
+                <w:b/>
+                <w:sz w:val="20"/>
+              </w:rPr>
+              <w:t>13</w:t>
+            </w:r>
+          </w:p>
+        </w:tc>
+        <w:tc>
+          <w:tcPr>
+            <w:tcW w:type="dxa" w:w="665"/>
+          </w:tcPr>
+          <w:p>
+            <w:r/>
+            <w:r>
+              <w:rPr>
+                <w:b/>
+                <w:sz w:val="20"/>
+              </w:rPr>
+              <w:t>14</w:t>
+            </w:r>
+          </w:p>
+        </w:tc>
+        <w:tc>
+          <w:tcPr>
+            <w:tcW w:type="dxa" w:w="665"/>
+          </w:tcPr>
+          <w:p>
+            <w:r/>
+            <w:r>
+              <w:rPr>
+                <w:b/>
+                <w:sz w:val="20"/>
+              </w:rPr>
+              <w:t>…</w:t>
+            </w:r>
+          </w:p>
+        </w:tc>
+        <w:tc>
+          <w:tcPr>
+            <w:tcW w:type="dxa" w:w="665"/>
+          </w:tcPr>
+          <w:p>
+            <w:r/>
+            <w:r>
+              <w:rPr>
+                <w:b/>
+                <w:sz w:val="20"/>
+              </w:rPr>
+              <w:t>18</w:t>
+            </w:r>
+          </w:p>
+        </w:tc>
+      </w:tr>
+      <w:tr>
+        <w:tc>
+          <w:tcPr>
+            <w:tcW w:type="dxa" w:w="665"/>
+          </w:tcPr>
+          <w:p>
+            <w:r/>
+            <w:r>
+              <w:rPr>
+                <w:sz w:val="20"/>
+              </w:rPr>
+              <w:t>Мирный, k 2: доля ≥ 2, %</w:t>
+            </w:r>
+          </w:p>
+        </w:tc>
+        <w:tc>
+          <w:tcPr>
+            <w:tcW w:type="dxa" w:w="665"/>
+          </w:tcPr>
+          <w:p>
+            <w:r/>
+            <w:r>
+              <w:rPr>
+                <w:sz w:val="20"/>
+              </w:rPr>
+              <w:t>0</w:t>
+            </w:r>
+          </w:p>
+        </w:tc>
+        <w:tc>
+          <w:tcPr>
+            <w:tcW w:type="dxa" w:w="665"/>
+          </w:tcPr>
+          <w:p>
+            <w:r/>
+            <w:r>
+              <w:rPr>
+                <w:sz w:val="20"/>
+              </w:rPr>
+              <w:t>25</w:t>
+            </w:r>
+          </w:p>
+        </w:tc>
+        <w:tc>
+          <w:tcPr>
+            <w:tcW w:type="dxa" w:w="665"/>
+          </w:tcPr>
+          <w:p>
+            <w:r/>
+            <w:r>
+              <w:rPr>
+                <w:sz w:val="20"/>
+              </w:rPr>
+              <w:t>33</w:t>
+            </w:r>
+          </w:p>
+        </w:tc>
+        <w:tc>
+          <w:tcPr>
+            <w:tcW w:type="dxa" w:w="665"/>
+          </w:tcPr>
+          <w:p>
+            <w:r/>
+            <w:r>
+              <w:rPr>
+                <w:sz w:val="20"/>
+              </w:rPr>
+              <w:t>…</w:t>
+            </w:r>
+          </w:p>
+        </w:tc>
+        <w:tc>
+          <w:tcPr>
+            <w:tcW w:type="dxa" w:w="665"/>
+          </w:tcPr>
+          <w:p>
+            <w:r/>
+            <w:r>
+              <w:rPr>
+                <w:sz w:val="20"/>
+              </w:rPr>
+              <w:t>76</w:t>
+            </w:r>
+          </w:p>
+        </w:tc>
+        <w:tc>
+          <w:tcPr>
+            <w:tcW w:type="dxa" w:w="665"/>
+          </w:tcPr>
+          <w:p>
+            <w:r/>
+            <w:r>
+              <w:rPr>
+                <w:sz w:val="20"/>
+              </w:rPr>
+              <w:t>79</w:t>
+            </w:r>
+          </w:p>
+        </w:tc>
+        <w:tc>
+          <w:tcPr>
+            <w:tcW w:type="dxa" w:w="665"/>
+          </w:tcPr>
+          <w:p>
+            <w:r/>
+            <w:r>
+              <w:rPr>
+                <w:sz w:val="20"/>
+              </w:rPr>
+              <w:t>81</w:t>
+            </w:r>
+          </w:p>
+        </w:tc>
+        <w:tc>
+          <w:tcPr>
+            <w:tcW w:type="dxa" w:w="665"/>
+          </w:tcPr>
+          <w:p>
+            <w:r/>
+            <w:r>
+              <w:rPr>
+                <w:sz w:val="20"/>
+              </w:rPr>
+              <w:t>83</w:t>
+            </w:r>
+          </w:p>
+        </w:tc>
+        <w:tc>
+          <w:tcPr>
+            <w:tcW w:type="dxa" w:w="665"/>
+          </w:tcPr>
+          <w:p>
+            <w:r/>
+            <w:r>
+              <w:rPr>
+                <w:sz w:val="20"/>
+              </w:rPr>
+              <w:t>84</w:t>
+            </w:r>
+          </w:p>
+        </w:tc>
+        <w:tc>
+          <w:tcPr>
+            <w:tcW w:type="dxa" w:w="665"/>
+          </w:tcPr>
+          <w:p>
+            <w:r/>
+            <w:r>
+              <w:rPr>
+                <w:sz w:val="20"/>
+              </w:rPr>
+              <w:t>86</w:t>
+            </w:r>
+          </w:p>
+        </w:tc>
+        <w:tc>
+          <w:tcPr>
+            <w:tcW w:type="dxa" w:w="665"/>
+          </w:tcPr>
+          <w:p>
+            <w:r/>
+            <w:r>
+              <w:rPr>
+                <w:sz w:val="20"/>
+              </w:rPr>
+              <w:t>…</w:t>
+            </w:r>
+          </w:p>
+        </w:tc>
+        <w:tc>
+          <w:tcPr>
+            <w:tcW w:type="dxa" w:w="665"/>
+          </w:tcPr>
+          <w:p>
+            <w:r/>
+            <w:r>
+              <w:rPr>
+                <w:sz w:val="20"/>
+              </w:rPr>
+              <w:t>91</w:t>
+            </w:r>
+          </w:p>
+        </w:tc>
+      </w:tr>
+      <w:tr>
+        <w:tc>
+          <w:tcPr>
+            <w:tcW w:type="dxa" w:w="665"/>
+          </w:tcPr>
+          <w:p>
+            <w:r/>
+            <w:r>
+              <w:rPr>
+                <w:sz w:val="20"/>
+              </w:rPr>
+              <w:t>до потолка 91 % осталось</w:t>
+            </w:r>
+          </w:p>
+        </w:tc>
+        <w:tc>
+          <w:tcPr>
+            <w:tcW w:type="dxa" w:w="665"/>
+          </w:tcPr>
+          <w:p>
+            <w:r/>
+            <w:r>
+              <w:rPr>
+                <w:sz w:val="20"/>
+              </w:rPr>
+              <w:t>91</w:t>
+            </w:r>
+          </w:p>
+        </w:tc>
+        <w:tc>
+          <w:tcPr>
+            <w:tcW w:type="dxa" w:w="665"/>
+          </w:tcPr>
+          <w:p>
+            <w:r/>
+            <w:r>
+              <w:rPr>
+                <w:sz w:val="20"/>
+              </w:rPr>
+              <w:t>66</w:t>
+            </w:r>
+          </w:p>
+        </w:tc>
+        <w:tc>
+          <w:tcPr>
+            <w:tcW w:type="dxa" w:w="665"/>
+          </w:tcPr>
+          <w:p>
+            <w:r/>
+            <w:r>
+              <w:rPr>
+                <w:sz w:val="20"/>
+              </w:rPr>
+              <w:t>58</w:t>
+            </w:r>
+          </w:p>
+        </w:tc>
+        <w:tc>
+          <w:tcPr>
+            <w:tcW w:type="dxa" w:w="665"/>
+          </w:tcPr>
+          <w:p>
+            <w:r/>
+            <w:r>
+              <w:rPr>
+                <w:sz w:val="20"/>
+              </w:rPr>
+              <w:t>…</w:t>
+            </w:r>
+          </w:p>
+        </w:tc>
+        <w:tc>
+          <w:tcPr>
+            <w:tcW w:type="dxa" w:w="665"/>
+          </w:tcPr>
+          <w:p>
+            <w:r/>
+            <w:r>
+              <w:rPr>
+                <w:sz w:val="20"/>
+              </w:rPr>
+              <w:t>15</w:t>
+            </w:r>
+          </w:p>
+        </w:tc>
+        <w:tc>
+          <w:tcPr>
+            <w:tcW w:type="dxa" w:w="665"/>
+          </w:tcPr>
+          <w:p>
+            <w:r/>
+            <w:r>
+              <w:rPr>
+                <w:sz w:val="20"/>
+              </w:rPr>
+              <w:t>12</w:t>
+            </w:r>
+          </w:p>
+        </w:tc>
+        <w:tc>
+          <w:tcPr>
+            <w:tcW w:type="dxa" w:w="665"/>
+          </w:tcPr>
+          <w:p>
+            <w:r/>
+            <w:r>
+              <w:rPr>
+                <w:sz w:val="20"/>
+              </w:rPr>
+              <w:t>10</w:t>
+            </w:r>
+          </w:p>
+        </w:tc>
+        <w:tc>
+          <w:tcPr>
+            <w:tcW w:type="dxa" w:w="665"/>
+          </w:tcPr>
+          <w:p>
+            <w:r/>
+            <w:r>
+              <w:rPr>
+                <w:sz w:val="20"/>
+              </w:rPr>
+              <w:t>8</w:t>
+            </w:r>
+          </w:p>
+        </w:tc>
+        <w:tc>
+          <w:tcPr>
+            <w:tcW w:type="dxa" w:w="665"/>
+          </w:tcPr>
+          <w:p>
+            <w:r/>
+            <w:r>
+              <w:rPr>
+                <w:sz w:val="20"/>
+              </w:rPr>
+              <w:t>7</w:t>
+            </w:r>
+          </w:p>
+        </w:tc>
+        <w:tc>
+          <w:tcPr>
+            <w:tcW w:type="dxa" w:w="665"/>
+          </w:tcPr>
+          <w:p>
+            <w:r/>
+            <w:r>
+              <w:rPr>
+                <w:sz w:val="20"/>
+              </w:rPr>
+              <w:t>5</w:t>
+            </w:r>
+          </w:p>
+        </w:tc>
+        <w:tc>
+          <w:tcPr>
+            <w:tcW w:type="dxa" w:w="665"/>
+          </w:tcPr>
+          <w:p>
+            <w:r/>
+            <w:r>
+              <w:rPr>
+                <w:sz w:val="20"/>
+              </w:rPr>
+              <w:t>…</w:t>
+            </w:r>
+          </w:p>
+        </w:tc>
+        <w:tc>
+          <w:tcPr>
+            <w:tcW w:type="dxa" w:w="665"/>
+          </w:tcPr>
+          <w:p>
+            <w:r/>
+            <w:r>
+              <w:rPr>
+                <w:sz w:val="20"/>
+              </w:rPr>
+              <w:t>0</w:t>
+            </w:r>
+          </w:p>
+        </w:tc>
+      </w:tr>
+    </w:tbl>
+    <w:p/>
+    <w:p>
+      <w:r>
+        <w:rPr>
+          <w:b w:val="0"/>
+          <w:i w:val="0"/>
+        </w:rPr>
+        <w:t>Пример: уровень 95 % недостижим (потолок 91 %), порог при k 2 — 3 %, k порогов = 2 · 3 = 6 %. На 13-м ПВН до потолка 7 % ≥ 6 — добирать; на 14-м — 5 % &lt; 6 — стоп. Потребность = 14 (86 %). Почему k порогов, а не один: при кратности k новая защищённая подлётная линия требует до k ПВН, и прирост «одного шага» неровный — при k 3 первые три ПВН дают 0 · 0 · 6 %, и правило «один ПВН дал меньше порога» обнуляло бы потребность сразу.</w:t>
+      </w:r>
+    </w:p>
+    <w:p>
+      <w:r>
+        <w:rPr>
+          <w:b/>
+          <w:i w:val="0"/>
+        </w:rPr>
+        <w:t>Шаг 2. Доля — бюджет по приоритету, не больше потребности.</w:t>
+      </w:r>
+    </w:p>
+    <w:p>
+      <w:r>
+        <w:rPr>
+          <w:b w:val="0"/>
+          <w:i w:val="0"/>
+        </w:rPr>
+        <w:t>Бюджет целей — потолок от N (70 % при нескольких целях). Доля цели nᵢ = λ·pᵢ, но не больше её потребности и не меньше наименьшего max(k, 3); множитель λ подбирается так, чтобы сумма долей = бюджет. Кому нужно меньше его доли — получает потребность, излишек делится между остальными по приоритету. Целые — по наибольшей дробной части.</w:t>
+      </w:r>
+    </w:p>
+    <w:tbl>
+      <w:tblPr>
+        <w:tblStyle w:val="LightGrid-Accent1"/>
+        <w:tblW w:type="auto" w:w="0"/>
+        <w:tblLook w:firstColumn="1" w:firstRow="1" w:lastColumn="0" w:lastRow="0" w:noHBand="0" w:noVBand="1" w:val="04A0"/>
+      </w:tblPr>
+      <w:tblGrid>
+        <w:gridCol w:w="1440"/>
+        <w:gridCol w:w="1440"/>
+        <w:gridCol w:w="1440"/>
+        <w:gridCol w:w="1440"/>
+        <w:gridCol w:w="1440"/>
+        <w:gridCol w:w="1440"/>
+      </w:tblGrid>
+      <w:tr>
+        <w:tc>
+          <w:tcPr>
+            <w:tcW w:type="dxa" w:w="1440"/>
+          </w:tcPr>
+          <w:p>
+            <w:r/>
+            <w:r>
+              <w:rPr>
+                <w:b/>
+                <w:sz w:val="20"/>
+              </w:rPr>
+              <w:t>Пример</w:t>
+            </w:r>
+          </w:p>
+        </w:tc>
+        <w:tc>
+          <w:tcPr>
+            <w:tcW w:type="dxa" w:w="1440"/>
+          </w:tcPr>
+          <w:p>
+            <w:r/>
+            <w:r>
+              <w:rPr>
+                <w:b/>
+                <w:sz w:val="20"/>
+              </w:rPr>
+              <w:t>Потребности</w:t>
+            </w:r>
+          </w:p>
+        </w:tc>
+        <w:tc>
+          <w:tcPr>
+            <w:tcW w:type="dxa" w:w="1440"/>
+          </w:tcPr>
+          <w:p>
+            <w:r/>
+            <w:r>
+              <w:rPr>
+                <w:b/>
+                <w:sz w:val="20"/>
+              </w:rPr>
+              <w:t>Приоритеты</w:t>
+            </w:r>
+          </w:p>
+        </w:tc>
+        <w:tc>
+          <w:tcPr>
+            <w:tcW w:type="dxa" w:w="1440"/>
+          </w:tcPr>
+          <w:p>
+            <w:r/>
+            <w:r>
+              <w:rPr>
+                <w:b/>
+                <w:sz w:val="20"/>
+              </w:rPr>
+              <w:t>Бюджет</w:t>
+            </w:r>
+          </w:p>
+        </w:tc>
+        <w:tc>
+          <w:tcPr>
+            <w:tcW w:type="dxa" w:w="1440"/>
+          </w:tcPr>
+          <w:p>
+            <w:r/>
+            <w:r>
+              <w:rPr>
+                <w:b/>
+                <w:sz w:val="20"/>
+              </w:rPr>
+              <w:t>Доли</w:t>
+            </w:r>
+          </w:p>
+        </w:tc>
+        <w:tc>
+          <w:tcPr>
+            <w:tcW w:type="dxa" w:w="1440"/>
+          </w:tcPr>
+          <w:p>
+            <w:r/>
+            <w:r>
+              <w:rPr>
+                <w:b/>
+                <w:sz w:val="20"/>
+              </w:rPr>
+              <w:t>Как вышло</w:t>
+            </w:r>
+          </w:p>
+        </w:tc>
+      </w:tr>
+      <w:tr>
+        <w:tc>
+          <w:tcPr>
+            <w:tcW w:type="dxa" w:w="1440"/>
+          </w:tcPr>
+          <w:p>
+            <w:r/>
+            <w:r>
+              <w:rPr>
+                <w:sz w:val="20"/>
+              </w:rPr>
+              <w:t>снимок 6</w:t>
+            </w:r>
+          </w:p>
+        </w:tc>
+        <w:tc>
+          <w:tcPr>
+            <w:tcW w:type="dxa" w:w="1440"/>
+          </w:tcPr>
+          <w:p>
+            <w:r/>
+            <w:r>
+              <w:rPr>
+                <w:sz w:val="20"/>
+              </w:rPr>
+              <w:t>14 · 3</w:t>
+            </w:r>
+          </w:p>
+        </w:tc>
+        <w:tc>
+          <w:tcPr>
+            <w:tcW w:type="dxa" w:w="1440"/>
+          </w:tcPr>
+          <w:p>
+            <w:r/>
+            <w:r>
+              <w:rPr>
+                <w:sz w:val="20"/>
+              </w:rPr>
+              <w:t>0.5 · 0.5</w:t>
+            </w:r>
+          </w:p>
+        </w:tc>
+        <w:tc>
+          <w:tcPr>
+            <w:tcW w:type="dxa" w:w="1440"/>
+          </w:tcPr>
+          <w:p>
+            <w:r/>
+            <w:r>
+              <w:rPr>
+                <w:sz w:val="20"/>
+              </w:rPr>
+              <w:t>14</w:t>
+            </w:r>
+          </w:p>
+        </w:tc>
+        <w:tc>
+          <w:tcPr>
+            <w:tcW w:type="dxa" w:w="1440"/>
+          </w:tcPr>
+          <w:p>
+            <w:r/>
+            <w:r>
+              <w:rPr>
+                <w:sz w:val="20"/>
+              </w:rPr>
+              <w:t>11 · 3</w:t>
+            </w:r>
+          </w:p>
+        </w:tc>
+        <w:tc>
+          <w:tcPr>
+            <w:tcW w:type="dxa" w:w="1440"/>
+          </w:tcPr>
+          <w:p>
+            <w:r/>
+            <w:r>
+              <w:rPr>
+                <w:sz w:val="20"/>
+              </w:rPr>
+              <w:t>λ·0.5 = 7 у обеих; площадке нужно 3 — ей 3, остаток 11 Мирному</w:t>
+            </w:r>
+          </w:p>
+        </w:tc>
+      </w:tr>
+      <w:tr>
+        <w:tc>
+          <w:tcPr>
+            <w:tcW w:type="dxa" w:w="1440"/>
+          </w:tcPr>
+          <w:p>
+            <w:r/>
+            <w:r>
+              <w:rPr>
+                <w:sz w:val="20"/>
+              </w:rPr>
+              <w:t>три цели поровну</w:t>
+            </w:r>
+          </w:p>
+        </w:tc>
+        <w:tc>
+          <w:tcPr>
+            <w:tcW w:type="dxa" w:w="1440"/>
+          </w:tcPr>
+          <w:p>
+            <w:r/>
+            <w:r>
+              <w:rPr>
+                <w:sz w:val="20"/>
+              </w:rPr>
+              <w:t>20 · 20 · 20</w:t>
+            </w:r>
+          </w:p>
+        </w:tc>
+        <w:tc>
+          <w:tcPr>
+            <w:tcW w:type="dxa" w:w="1440"/>
+          </w:tcPr>
+          <w:p>
+            <w:r/>
+            <w:r>
+              <w:rPr>
+                <w:sz w:val="20"/>
+              </w:rPr>
+              <w:t>1 · 1 · 1</w:t>
+            </w:r>
+          </w:p>
+        </w:tc>
+        <w:tc>
+          <w:tcPr>
+            <w:tcW w:type="dxa" w:w="1440"/>
+          </w:tcPr>
+          <w:p>
+            <w:r/>
+            <w:r>
+              <w:rPr>
+                <w:sz w:val="20"/>
+              </w:rPr>
+              <w:t>14</w:t>
+            </w:r>
+          </w:p>
+        </w:tc>
+        <w:tc>
+          <w:tcPr>
+            <w:tcW w:type="dxa" w:w="1440"/>
+          </w:tcPr>
+          <w:p>
+            <w:r/>
+            <w:r>
+              <w:rPr>
+                <w:sz w:val="20"/>
+              </w:rPr>
+              <w:t>5 · 5 · 4</w:t>
+            </w:r>
+          </w:p>
+        </w:tc>
+        <w:tc>
+          <w:tcPr>
+            <w:tcW w:type="dxa" w:w="1440"/>
+          </w:tcPr>
+          <w:p>
+            <w:r/>
+            <w:r>
+              <w:rPr>
+                <w:sz w:val="20"/>
+              </w:rPr>
+              <w:t>по 4.67; дробь .67 — лишняя единица первой</w:t>
+            </w:r>
+          </w:p>
+        </w:tc>
+      </w:tr>
+      <w:tr>
+        <w:tc>
+          <w:tcPr>
+            <w:tcW w:type="dxa" w:w="1440"/>
+          </w:tcPr>
+          <w:p>
+            <w:r/>
+            <w:r>
+              <w:rPr>
+                <w:sz w:val="20"/>
+              </w:rPr>
+              <w:t>90/5/5, k 2</w:t>
+            </w:r>
+          </w:p>
+        </w:tc>
+        <w:tc>
+          <w:tcPr>
+            <w:tcW w:type="dxa" w:w="1440"/>
+          </w:tcPr>
+          <w:p>
+            <w:r/>
+            <w:r>
+              <w:rPr>
+                <w:sz w:val="20"/>
+              </w:rPr>
+              <w:t>12 · 8 · 8</w:t>
+            </w:r>
+          </w:p>
+        </w:tc>
+        <w:tc>
+          <w:tcPr>
+            <w:tcW w:type="dxa" w:w="1440"/>
+          </w:tcPr>
+          <w:p>
+            <w:r/>
+            <w:r>
+              <w:rPr>
+                <w:sz w:val="20"/>
+              </w:rPr>
+              <w:t>0.9 · 0.05 · 0.05</w:t>
+            </w:r>
+          </w:p>
+        </w:tc>
+        <w:tc>
+          <w:tcPr>
+            <w:tcW w:type="dxa" w:w="1440"/>
+          </w:tcPr>
+          <w:p>
+            <w:r/>
+            <w:r>
+              <w:rPr>
+                <w:sz w:val="20"/>
+              </w:rPr>
+              <w:t>14</w:t>
+            </w:r>
+          </w:p>
+        </w:tc>
+        <w:tc>
+          <w:tcPr>
+            <w:tcW w:type="dxa" w:w="1440"/>
+          </w:tcPr>
+          <w:p>
+            <w:r/>
+            <w:r>
+              <w:rPr>
+                <w:sz w:val="20"/>
+              </w:rPr>
+              <w:t>8 · 3 · 3</w:t>
+            </w:r>
+          </w:p>
+        </w:tc>
+        <w:tc>
+          <w:tcPr>
+            <w:tcW w:type="dxa" w:w="1440"/>
+          </w:tcPr>
+          <w:p>
+            <w:r/>
+            <w:r>
+              <w:rPr>
+                <w:sz w:val="20"/>
+              </w:rPr>
+              <w:t>младшим λ·0.05 &lt; 3 — им наименьшее 3, старшей остальное</w:t>
+            </w:r>
+          </w:p>
+        </w:tc>
+      </w:tr>
+      <w:tr>
+        <w:tc>
+          <w:tcPr>
+            <w:tcW w:type="dxa" w:w="1440"/>
+          </w:tcPr>
+          <w:p>
+            <w:r/>
+            <w:r>
+              <w:rPr>
+                <w:sz w:val="20"/>
+              </w:rPr>
+              <w:t>0.5/0.3/0.2, k 2</w:t>
+            </w:r>
+          </w:p>
+        </w:tc>
+        <w:tc>
+          <w:tcPr>
+            <w:tcW w:type="dxa" w:w="1440"/>
+          </w:tcPr>
+          <w:p>
+            <w:r/>
+            <w:r>
+              <w:rPr>
+                <w:sz w:val="20"/>
+              </w:rPr>
+              <w:t>14 · 7 · 5</w:t>
+            </w:r>
+          </w:p>
+        </w:tc>
+        <w:tc>
+          <w:tcPr>
+            <w:tcW w:type="dxa" w:w="1440"/>
+          </w:tcPr>
+          <w:p>
+            <w:r/>
+            <w:r>
+              <w:rPr>
+                <w:sz w:val="20"/>
+              </w:rPr>
+              <w:t>0.5 · 0.3 · 0.2</w:t>
+            </w:r>
+          </w:p>
+        </w:tc>
+        <w:tc>
+          <w:tcPr>
+            <w:tcW w:type="dxa" w:w="1440"/>
+          </w:tcPr>
+          <w:p>
+            <w:r/>
+            <w:r>
+              <w:rPr>
+                <w:sz w:val="20"/>
+              </w:rPr>
+              <w:t>14</w:t>
+            </w:r>
+          </w:p>
+        </w:tc>
+        <w:tc>
+          <w:tcPr>
+            <w:tcW w:type="dxa" w:w="1440"/>
+          </w:tcPr>
+          <w:p>
+            <w:r/>
+            <w:r>
+              <w:rPr>
+                <w:sz w:val="20"/>
+              </w:rPr>
+              <w:t>7 · 4 · 3</w:t>
+            </w:r>
+          </w:p>
+        </w:tc>
+        <w:tc>
+          <w:tcPr>
+            <w:tcW w:type="dxa" w:w="1440"/>
+          </w:tcPr>
+          <w:p>
+            <w:r/>
+            <w:r>
+              <w:rPr>
+                <w:sz w:val="20"/>
+              </w:rPr>
+              <w:t>λ = 14: 7 · 4.2 · 2.8 → 7 · 4 · 3</w:t>
+            </w:r>
+          </w:p>
+        </w:tc>
+      </w:tr>
+    </w:tbl>
+    <w:p/>
+    <w:p>
+      <w:r>
+        <w:rPr>
+          <w:b/>
+          <w:i w:val="0"/>
+        </w:rPr>
+        <w:t>Шаг 3. Минимум и нехватка.</w:t>
+      </w:r>
+    </w:p>
+    <w:p>
+      <w:r>
+        <w:rPr>
+          <w:b w:val="0"/>
+          <w:i w:val="0"/>
+        </w:rPr>
+        <w:t>Минимум — первая очередь каждой цели: min(доля, наименьшее). Раньше он был константой 3 и при нехватке раздавался целиком старшим: 5 ПВН на три цели — 3 · 2 · 0, третья без защиты. Теперь, если наименьшего всем не хватает, сначала каждой даётся по k (старшим первыми; меньше k засечки ≥ k не дадут), а остаток — снова по приоритету: 5 ПВН на три цели при k 1 — 3 · 1 · 1 (подлёт 86 · 93 · 81 %). Когда ПВН кончаются, младшие остаются с тем, что успели получить, — и отчёт пишет «ПВН не хватило».</w:t>
+      </w:r>
+    </w:p>
+    <w:p>
+      <w:r>
+        <w:rPr>
+          <w:b/>
+          <w:i w:val="0"/>
+        </w:rPr>
+        <w:t>Шаг 4. Порядок постановки.</w:t>
+      </w:r>
+    </w:p>
+    <w:p>
+      <w:pPr>
+        <w:pStyle w:val="ListBullet"/>
+      </w:pPr>
+      <w:r>
+        <w:t>минимум у всех — по убыванию приоритета: младшим достаются их места, пока старшая не заняла всё вокруг;</w:t>
+      </w:r>
+    </w:p>
+    <w:p>
+      <w:pPr>
+        <w:pStyle w:val="ListBullet"/>
+      </w:pPr>
+      <w:r>
+        <w:t>до доли — у старшей, пока не наберёт уровень или долю; потом у следующей;</w:t>
+      </w:r>
+    </w:p>
+    <w:p>
+      <w:pPr>
+        <w:pStyle w:val="ListBullet"/>
+      </w:pPr>
+      <w:r>
+        <w:t>остаток бюджета (цель набрала уровень раньше доли благодаря соседям, остаток округления) — целям ниже уровня.</w:t>
+      </w:r>
+    </w:p>
+    <w:p>
+      <w:r>
+        <w:rPr>
+          <w:b w:val="0"/>
+          <w:i w:val="0"/>
+          <w:color w:val="A61B1B"/>
+        </w:rPr>
+        <w:t>⚠ «3 3 3 → 10 3 3» больше не выходит: старшая берёт сверх своей доли только то, что младшим не нужно. А при приоритетах 90/5/5 ей и положено почти всё — 8 · 3 · 3 из 14.</w:t>
+      </w:r>
+    </w:p>
+    <w:p>
+      <w:pPr>
         <w:pStyle w:val="Heading1"/>
       </w:pPr>
       <w:r>
@@ -5575,7 +6750,7 @@
           <w:b w:val="0"/>
           <w:i w:val="0"/>
         </w:rPr>
-        <w:t>Память узким местом не является: контекст 18.1 МБ, пик 50.0 МБ, а сами линии маршрутов весят 0.30 МБ (127 точек на маршрут в среднем).</w:t>
+        <w:t>У выборки маршрутов память узким местом не является: контекст 18.1 МБ, пик 50.0 МБ, а сами линии маршрутов весят 0.30 МБ (127 точек на маршрут в среднем). У РАССТАНОВКИ датчиков узкое место нашлось: с целями и малым радиусом пик был 649 МБ — разделы 17а–17в.</w:t>
       </w:r>
     </w:p>
     <w:p>
@@ -5596,6 +6771,1774 @@
           <w:color w:val="A61B1B"/>
         </w:rPr>
         <w:t>⚠ Оба тяжёлых этапа независимы и распараллеливаются: поля VIA считаются каждое само по себе, маршруты друг о друге не знают. По оценке (не замер) на четырёх ядрах 137 с могли бы стать 40–45 с.</w:t>
+      </w:r>
+    </w:p>
+    <w:p>
+      <w:pPr>
+        <w:pStyle w:val="Heading2"/>
+      </w:pPr>
+      <w:r>
+        <w:rPr>
+          <w:color w:val="1F4E79"/>
+        </w:rPr>
+        <w:t>17а. Как хранится маршрут и зачем таблица «маршрут × место»</w:t>
+      </w:r>
+    </w:p>
+    <w:p>
+      <w:r>
+        <w:rPr>
+          <w:b w:val="0"/>
+          <w:i w:val="0"/>
+        </w:rPr>
+        <w:t>МАРШРУТ — это ломаная: список точек (x, y) в километрах, в среднем 127 точек, самый длинный в замере — 444. В памяти это массив «точек × 2» чисел по 8 байт; 150 маршрутов весят 0.30 МБ. Точки нужны, чтобы нарисовать линию и узнать, где именно она прошла.</w:t>
+      </w:r>
+    </w:p>
+    <w:p>
+      <w:r>
+        <w:rPr>
+          <w:b w:val="0"/>
+          <w:i w:val="0"/>
+        </w:rPr>
+        <w:t>МЕСТО — это узел сетки кандидатов (раздел 12): точка, где датчик МОЖНО поставить. Это НЕ поставленный датчик. Пример: эталон — 4 367 мест в зоне пролёта, а датчиков ставится 20; задача жадного — выбрать эти 20 из 4 367.</w:t>
+      </w:r>
+    </w:p>
+    <w:p>
+      <w:r>
+        <w:rPr>
+          <w:b w:val="0"/>
+          <w:i w:val="0"/>
+        </w:rPr>
+        <w:t>ЗАЧЕМ ТАБЛИЦА. Чтобы выбрать очередное место, алгоритм должен знать про КАЖДОЕ место: какие маршруты датчик там засечёт, какие участки их пути увидит и какую долю. Ответ на «засечёт ли датчик в месте c маршрут i» требует проверить все точки маршрута i: лежит ли хоть одна в круге радиуса R вокруг места c.</w:t>
+      </w:r>
+    </w:p>
+    <w:p>
+      <w:r>
+        <w:rPr>
+          <w:b w:val="0"/>
+          <w:i w:val="0"/>
+        </w:rPr>
+        <w:t>Пример (подсчёт, не замер): 250 маршрутов × 4 367 мест × 127 точек ≈ 139 млн проверок расстояния. Если делать их заново на каждом из 20 шагов — 2.8 млрд. Поэтому проверки делаются ОДИН раз, а ответы складываются в таблицу: строка — маршрут, столбец — место. Дальше жадный работает только с ответами — 1.09 млн клеток вместо 139 млн проверок на шаг.</w:t>
+      </w:r>
+    </w:p>
+    <w:tbl>
+      <w:tblPr>
+        <w:tblStyle w:val="LightGrid-Accent1"/>
+        <w:tblW w:type="auto" w:w="0"/>
+        <w:tblLook w:firstColumn="1" w:firstRow="1" w:lastColumn="0" w:lastRow="0" w:noHBand="0" w:noVBand="1" w:val="04A0"/>
+      </w:tblPr>
+      <w:tblGrid>
+        <w:gridCol w:w="2160"/>
+        <w:gridCol w:w="2160"/>
+        <w:gridCol w:w="2160"/>
+        <w:gridCol w:w="2160"/>
+      </w:tblGrid>
+      <w:tr>
+        <w:tc>
+          <w:tcPr>
+            <w:tcW w:type="dxa" w:w="2160"/>
+          </w:tcPr>
+          <w:p>
+            <w:r/>
+            <w:r>
+              <w:rPr>
+                <w:b/>
+                <w:sz w:val="20"/>
+              </w:rPr>
+              <w:t>Что в клетке (маршрут i, место c)</w:t>
+            </w:r>
+          </w:p>
+        </w:tc>
+        <w:tc>
+          <w:tcPr>
+            <w:tcW w:type="dxa" w:w="2160"/>
+          </w:tcPr>
+          <w:p>
+            <w:r/>
+            <w:r>
+              <w:rPr>
+                <w:b/>
+                <w:sz w:val="20"/>
+              </w:rPr>
+              <w:t>Тип числа</w:t>
+            </w:r>
+          </w:p>
+        </w:tc>
+        <w:tc>
+          <w:tcPr>
+            <w:tcW w:type="dxa" w:w="2160"/>
+          </w:tcPr>
+          <w:p>
+            <w:r/>
+            <w:r>
+              <w:rPr>
+                <w:b/>
+                <w:sz w:val="20"/>
+              </w:rPr>
+              <w:t>Байт</w:t>
+            </w:r>
+          </w:p>
+        </w:tc>
+        <w:tc>
+          <w:tcPr>
+            <w:tcW w:type="dxa" w:w="2160"/>
+          </w:tcPr>
+          <w:p>
+            <w:r/>
+            <w:r>
+              <w:rPr>
+                <w:b/>
+                <w:sz w:val="20"/>
+              </w:rPr>
+              <w:t>Пример (условный)</w:t>
+            </w:r>
+          </w:p>
+        </w:tc>
+      </w:tr>
+      <w:tr>
+        <w:tc>
+          <w:tcPr>
+            <w:tcW w:type="dxa" w:w="2160"/>
+          </w:tcPr>
+          <w:p>
+            <w:r/>
+            <w:r>
+              <w:rPr>
+                <w:sz w:val="20"/>
+              </w:rPr>
+              <w:t>hit — засечёт ли датчик в месте c маршрут i</w:t>
+            </w:r>
+          </w:p>
+        </w:tc>
+        <w:tc>
+          <w:tcPr>
+            <w:tcW w:type="dxa" w:w="2160"/>
+          </w:tcPr>
+          <w:p>
+            <w:r/>
+            <w:r>
+              <w:rPr>
+                <w:sz w:val="20"/>
+              </w:rPr>
+              <w:t>uint8 (целое 0…255)</w:t>
+            </w:r>
+          </w:p>
+        </w:tc>
+        <w:tc>
+          <w:tcPr>
+            <w:tcW w:type="dxa" w:w="2160"/>
+          </w:tcPr>
+          <w:p>
+            <w:r/>
+            <w:r>
+              <w:rPr>
+                <w:sz w:val="20"/>
+              </w:rPr>
+              <w:t>1</w:t>
+            </w:r>
+          </w:p>
+        </w:tc>
+        <w:tc>
+          <w:tcPr>
+            <w:tcW w:type="dxa" w:w="2160"/>
+          </w:tcPr>
+          <w:p>
+            <w:r/>
+            <w:r>
+              <w:rPr>
+                <w:sz w:val="20"/>
+              </w:rPr>
+              <w:t>1 — да</w:t>
+            </w:r>
+          </w:p>
+        </w:tc>
+      </w:tr>
+      <w:tr>
+        <w:tc>
+          <w:tcPr>
+            <w:tcW w:type="dxa" w:w="2160"/>
+          </w:tcPr>
+          <w:p>
+            <w:r/>
+            <w:r>
+              <w:rPr>
+                <w:sz w:val="20"/>
+              </w:rPr>
+              <w:t>mask — какие из 10 участков маршрута он видит</w:t>
+            </w:r>
+          </w:p>
+        </w:tc>
+        <w:tc>
+          <w:tcPr>
+            <w:tcW w:type="dxa" w:w="2160"/>
+          </w:tcPr>
+          <w:p>
+            <w:r/>
+            <w:r>
+              <w:rPr>
+                <w:sz w:val="20"/>
+              </w:rPr>
+              <w:t>uint32 (32 бита)</w:t>
+            </w:r>
+          </w:p>
+        </w:tc>
+        <w:tc>
+          <w:tcPr>
+            <w:tcW w:type="dxa" w:w="2160"/>
+          </w:tcPr>
+          <w:p>
+            <w:r/>
+            <w:r>
+              <w:rPr>
+                <w:sz w:val="20"/>
+              </w:rPr>
+              <w:t>4</w:t>
+            </w:r>
+          </w:p>
+        </w:tc>
+        <w:tc>
+          <w:tcPr>
+            <w:tcW w:type="dxa" w:w="2160"/>
+          </w:tcPr>
+          <w:p>
+            <w:r/>
+            <w:r>
+              <w:rPr>
+                <w:sz w:val="20"/>
+              </w:rPr>
+              <w:t>участки 4 и 5 (счёт с нуля) → биты 0000110000</w:t>
+            </w:r>
+          </w:p>
+        </w:tc>
+      </w:tr>
+      <w:tr>
+        <w:tc>
+          <w:tcPr>
+            <w:tcW w:type="dxa" w:w="2160"/>
+          </w:tcPr>
+          <w:p>
+            <w:r/>
+            <w:r>
+              <w:rPr>
+                <w:sz w:val="20"/>
+              </w:rPr>
+              <w:t>cov — доля точек маршрута в круге</w:t>
+            </w:r>
+          </w:p>
+        </w:tc>
+        <w:tc>
+          <w:tcPr>
+            <w:tcW w:type="dxa" w:w="2160"/>
+          </w:tcPr>
+          <w:p>
+            <w:r/>
+            <w:r>
+              <w:rPr>
+                <w:sz w:val="20"/>
+              </w:rPr>
+              <w:t>float32 (дробное)</w:t>
+            </w:r>
+          </w:p>
+        </w:tc>
+        <w:tc>
+          <w:tcPr>
+            <w:tcW w:type="dxa" w:w="2160"/>
+          </w:tcPr>
+          <w:p>
+            <w:r/>
+            <w:r>
+              <w:rPr>
+                <w:sz w:val="20"/>
+              </w:rPr>
+              <w:t>4</w:t>
+            </w:r>
+          </w:p>
+        </w:tc>
+        <w:tc>
+          <w:tcPr>
+            <w:tcW w:type="dxa" w:w="2160"/>
+          </w:tcPr>
+          <w:p>
+            <w:r/>
+            <w:r>
+              <w:rPr>
+                <w:sz w:val="20"/>
+              </w:rPr>
+              <w:t>0.08 — 8 % точек</w:t>
+            </w:r>
+          </w:p>
+        </w:tc>
+      </w:tr>
+      <w:tr>
+        <w:tc>
+          <w:tcPr>
+            <w:tcW w:type="dxa" w:w="2160"/>
+          </w:tcPr>
+          <w:p>
+            <w:r/>
+            <w:r>
+              <w:rPr>
+                <w:sz w:val="20"/>
+              </w:rPr>
+              <w:t>итого на клетку</w:t>
+            </w:r>
+          </w:p>
+        </w:tc>
+        <w:tc>
+          <w:tcPr>
+            <w:tcW w:type="dxa" w:w="2160"/>
+          </w:tcPr>
+          <w:p>
+            <w:r/>
+            <w:r>
+              <w:rPr>
+                <w:sz w:val="20"/>
+              </w:rPr>
+            </w:r>
+          </w:p>
+        </w:tc>
+        <w:tc>
+          <w:tcPr>
+            <w:tcW w:type="dxa" w:w="2160"/>
+          </w:tcPr>
+          <w:p>
+            <w:r/>
+            <w:r>
+              <w:rPr>
+                <w:sz w:val="20"/>
+              </w:rPr>
+              <w:t>9</w:t>
+            </w:r>
+          </w:p>
+        </w:tc>
+        <w:tc>
+          <w:tcPr>
+            <w:tcW w:type="dxa" w:w="2160"/>
+          </w:tcPr>
+          <w:p>
+            <w:r/>
+            <w:r>
+              <w:rPr>
+                <w:sz w:val="20"/>
+              </w:rPr>
+            </w:r>
+          </w:p>
+        </w:tc>
+      </w:tr>
+    </w:tbl>
+    <w:p/>
+    <w:p>
+      <w:r>
+        <w:rPr>
+          <w:b w:val="0"/>
+          <w:i w:val="0"/>
+        </w:rPr>
+        <w:t>Строку таблицы для маршрута строит CoverageCache.add_trajectory: считает расстояние от каждой точки маршрута до каждого места и сворачивает результат в три числа на место. После этого точки маршрута для выбора больше не нужны — от маршрута в таблице остаётся одна строка ответов.</w:t>
+      </w:r>
+    </w:p>
+    <w:p>
+      <w:r>
+        <w:rPr>
+          <w:b w:val="0"/>
+          <w:i w:val="0"/>
+        </w:rPr>
+        <w:t>Как таблица работает на шаге жадного: у каждого маршрута есть счётчик засечек n_i (сколько уже поставленных датчиков его видят) и набор уже прикрытых участков. Для каждого места c прирост считается сразу по всем маршрутам:</w:t>
+      </w:r>
+    </w:p>
+    <w:p>
+      <w:pPr>
+        <w:ind w:left="480"/>
+      </w:pPr>
+      <w:r>
+        <w:rPr>
+          <w:rFonts w:ascii="Consolas" w:hAnsi="Consolas"/>
+          <w:i/>
+          <w:sz w:val="22"/>
+        </w:rPr>
+        <w:t>прирост(c) = среднее по i [ a1·(min(n_i + hit_ic, k) − min(n_i, k))/k + a2·(|участки_i ∪ mask_ic| − |участки_i|)/L_seg ]</w:t>
+      </w:r>
+    </w:p>
+    <w:p>
+      <w:r>
+        <w:rPr>
+          <w:b w:val="0"/>
+          <w:i w:val="0"/>
+        </w:rPr>
+        <w:t>Выбирается место с наибольшим приростом, счётчики его маршрутов увеличиваются — и шаг повторяется. Вот почему единица покрытия — маршрут: таблица отвечает на вопрос «засечён ли маршрут и где», а не «накрыта ли клетка карты».</w:t>
+      </w:r>
+    </w:p>
+    <w:p>
+      <w:pPr>
+        <w:pStyle w:val="Heading2"/>
+      </w:pPr>
+      <w:r>
+        <w:rPr>
+          <w:color w:val="1F4E79"/>
+        </w:rPr>
+        <w:t>17б. Что значит «байт на пару»</w:t>
+      </w:r>
+    </w:p>
+    <w:p>
+      <w:r>
+        <w:rPr>
+          <w:b w:val="0"/>
+          <w:i w:val="0"/>
+        </w:rPr>
+        <w:t>ПАРА — это одна клетка таблицы, «маршрут и место». Пар столько, сколько маршрутов, умноженных на места: 250 × 4 367 = 1 091 750. «9 байт на пару» значит: на каждую клетку хранится 9 байт (1 + 4 + 4 из таблицы 17а), всего 1 091 750 × 9 = 9.4 МБ.</w:t>
+      </w:r>
+    </w:p>
+    <w:tbl>
+      <w:tblPr>
+        <w:tblStyle w:val="LightGrid-Accent1"/>
+        <w:tblW w:type="auto" w:w="0"/>
+        <w:tblLook w:firstColumn="1" w:firstRow="1" w:lastColumn="0" w:lastRow="0" w:noHBand="0" w:noVBand="1" w:val="04A0"/>
+      </w:tblPr>
+      <w:tblGrid>
+        <w:gridCol w:w="2880"/>
+        <w:gridCol w:w="2880"/>
+        <w:gridCol w:w="2880"/>
+      </w:tblGrid>
+      <w:tr>
+        <w:tc>
+          <w:tcPr>
+            <w:tcW w:type="dxa" w:w="2880"/>
+          </w:tcPr>
+          <w:p>
+            <w:r/>
+            <w:r>
+              <w:rPr>
+                <w:b/>
+                <w:sz w:val="20"/>
+              </w:rPr>
+              <w:t>Тип числа</w:t>
+            </w:r>
+          </w:p>
+        </w:tc>
+        <w:tc>
+          <w:tcPr>
+            <w:tcW w:type="dxa" w:w="2880"/>
+          </w:tcPr>
+          <w:p>
+            <w:r/>
+            <w:r>
+              <w:rPr>
+                <w:b/>
+                <w:sz w:val="20"/>
+              </w:rPr>
+              <w:t>Байт</w:t>
+            </w:r>
+          </w:p>
+        </w:tc>
+        <w:tc>
+          <w:tcPr>
+            <w:tcW w:type="dxa" w:w="2880"/>
+          </w:tcPr>
+          <w:p>
+            <w:r/>
+            <w:r>
+              <w:rPr>
+                <w:b/>
+                <w:sz w:val="20"/>
+              </w:rPr>
+              <w:t>Что вмещает</w:t>
+            </w:r>
+          </w:p>
+        </w:tc>
+      </w:tr>
+      <w:tr>
+        <w:tc>
+          <w:tcPr>
+            <w:tcW w:type="dxa" w:w="2880"/>
+          </w:tcPr>
+          <w:p>
+            <w:r/>
+            <w:r>
+              <w:rPr>
+                <w:sz w:val="20"/>
+              </w:rPr>
+              <w:t>uint8</w:t>
+            </w:r>
+          </w:p>
+        </w:tc>
+        <w:tc>
+          <w:tcPr>
+            <w:tcW w:type="dxa" w:w="2880"/>
+          </w:tcPr>
+          <w:p>
+            <w:r/>
+            <w:r>
+              <w:rPr>
+                <w:sz w:val="20"/>
+              </w:rPr>
+              <w:t>1</w:t>
+            </w:r>
+          </w:p>
+        </w:tc>
+        <w:tc>
+          <w:tcPr>
+            <w:tcW w:type="dxa" w:w="2880"/>
+          </w:tcPr>
+          <w:p>
+            <w:r/>
+            <w:r>
+              <w:rPr>
+                <w:sz w:val="20"/>
+              </w:rPr>
+              <w:t>целое 0…255 — хватает для «да/нет»</w:t>
+            </w:r>
+          </w:p>
+        </w:tc>
+      </w:tr>
+      <w:tr>
+        <w:tc>
+          <w:tcPr>
+            <w:tcW w:type="dxa" w:w="2880"/>
+          </w:tcPr>
+          <w:p>
+            <w:r/>
+            <w:r>
+              <w:rPr>
+                <w:sz w:val="20"/>
+              </w:rPr>
+              <w:t>uint32</w:t>
+            </w:r>
+          </w:p>
+        </w:tc>
+        <w:tc>
+          <w:tcPr>
+            <w:tcW w:type="dxa" w:w="2880"/>
+          </w:tcPr>
+          <w:p>
+            <w:r/>
+            <w:r>
+              <w:rPr>
+                <w:sz w:val="20"/>
+              </w:rPr>
+              <w:t>4</w:t>
+            </w:r>
+          </w:p>
+        </w:tc>
+        <w:tc>
+          <w:tcPr>
+            <w:tcW w:type="dxa" w:w="2880"/>
+          </w:tcPr>
+          <w:p>
+            <w:r/>
+            <w:r>
+              <w:rPr>
+                <w:sz w:val="20"/>
+              </w:rPr>
+              <w:t>32 бита — маска участков маршрута</w:t>
+            </w:r>
+          </w:p>
+        </w:tc>
+      </w:tr>
+      <w:tr>
+        <w:tc>
+          <w:tcPr>
+            <w:tcW w:type="dxa" w:w="2880"/>
+          </w:tcPr>
+          <w:p>
+            <w:r/>
+            <w:r>
+              <w:rPr>
+                <w:sz w:val="20"/>
+              </w:rPr>
+              <w:t>float32</w:t>
+            </w:r>
+          </w:p>
+        </w:tc>
+        <w:tc>
+          <w:tcPr>
+            <w:tcW w:type="dxa" w:w="2880"/>
+          </w:tcPr>
+          <w:p>
+            <w:r/>
+            <w:r>
+              <w:rPr>
+                <w:sz w:val="20"/>
+              </w:rPr>
+              <w:t>4</w:t>
+            </w:r>
+          </w:p>
+        </w:tc>
+        <w:tc>
+          <w:tcPr>
+            <w:tcW w:type="dxa" w:w="2880"/>
+          </w:tcPr>
+          <w:p>
+            <w:r/>
+            <w:r>
+              <w:rPr>
+                <w:sz w:val="20"/>
+              </w:rPr>
+              <w:t>дробное, ~7 знаков — доля точек</w:t>
+            </w:r>
+          </w:p>
+        </w:tc>
+      </w:tr>
+      <w:tr>
+        <w:tc>
+          <w:tcPr>
+            <w:tcW w:type="dxa" w:w="2880"/>
+          </w:tcPr>
+          <w:p>
+            <w:r/>
+            <w:r>
+              <w:rPr>
+                <w:sz w:val="20"/>
+              </w:rPr>
+              <w:t>int64</w:t>
+            </w:r>
+          </w:p>
+        </w:tc>
+        <w:tc>
+          <w:tcPr>
+            <w:tcW w:type="dxa" w:w="2880"/>
+          </w:tcPr>
+          <w:p>
+            <w:r/>
+            <w:r>
+              <w:rPr>
+                <w:sz w:val="20"/>
+              </w:rPr>
+              <w:t>8</w:t>
+            </w:r>
+          </w:p>
+        </w:tc>
+        <w:tc>
+          <w:tcPr>
+            <w:tcW w:type="dxa" w:w="2880"/>
+          </w:tcPr>
+          <w:p>
+            <w:r/>
+            <w:r>
+              <w:rPr>
+                <w:sz w:val="20"/>
+              </w:rPr>
+              <w:t>целое до 9·10¹⁸</w:t>
+            </w:r>
+          </w:p>
+        </w:tc>
+      </w:tr>
+      <w:tr>
+        <w:tc>
+          <w:tcPr>
+            <w:tcW w:type="dxa" w:w="2880"/>
+          </w:tcPr>
+          <w:p>
+            <w:r/>
+            <w:r>
+              <w:rPr>
+                <w:sz w:val="20"/>
+              </w:rPr>
+              <w:t>float64</w:t>
+            </w:r>
+          </w:p>
+        </w:tc>
+        <w:tc>
+          <w:tcPr>
+            <w:tcW w:type="dxa" w:w="2880"/>
+          </w:tcPr>
+          <w:p>
+            <w:r/>
+            <w:r>
+              <w:rPr>
+                <w:sz w:val="20"/>
+              </w:rPr>
+              <w:t>8</w:t>
+            </w:r>
+          </w:p>
+        </w:tc>
+        <w:tc>
+          <w:tcPr>
+            <w:tcW w:type="dxa" w:w="2880"/>
+          </w:tcPr>
+          <w:p>
+            <w:r/>
+            <w:r>
+              <w:rPr>
+                <w:sz w:val="20"/>
+              </w:rPr>
+              <w:t>дробное, ~16 знаков</w:t>
+            </w:r>
+          </w:p>
+        </w:tc>
+      </w:tr>
+    </w:tbl>
+    <w:p/>
+    <w:p>
+      <w:r>
+        <w:rPr>
+          <w:b w:val="0"/>
+          <w:i w:val="0"/>
+          <w:color w:val="A61B1B"/>
+        </w:rPr>
+        <w:t>⚠ ПАР ДВЕ РАЗНЫХ, и путать их нельзя. «Маршрут × место» — постоянная таблица ответов (9 байт на пару). «Точка × место» — ВРЕМЕННАЯ таблица расстояний, пока строится строка одного маршрута: 444 точки × 4 367 мест = 1.94 млн пар. Прежний код тратил на неё 48 байт на пару — 88.8 МБ на один маршрут, а с двумя целями и радиусом 0.5 км — 619 МБ.</w:t>
+      </w:r>
+    </w:p>
+    <w:p>
+      <w:pPr>
+        <w:pStyle w:val="Heading2"/>
+      </w:pPr>
+      <w:r>
+        <w:rPr>
+          <w:color w:val="1F4E79"/>
+        </w:rPr>
+        <w:t>17в. Четыре приёма экономии памяти и времени (25.09.2026)</w:t>
+      </w:r>
+    </w:p>
+    <w:p>
+      <w:r>
+        <w:rPr>
+          <w:b w:val="0"/>
+          <w:i w:val="0"/>
+        </w:rPr>
+        <w:t>Замер 25.09.2026 с двумя целями показал пик расстановки 649 МБ. Сделано четыре приёма; позиции датчиков после них те же до последнего бита — это проверено сравнением шести обстановок до и после правки.</w:t>
+      </w:r>
+    </w:p>
+    <w:p>
+      <w:r>
+        <w:rPr>
+          <w:b/>
+          <w:i w:val="0"/>
+        </w:rPr>
+        <w:t>1. Расстояния кусками (add_trajectory).</w:t>
+      </w:r>
+    </w:p>
+    <w:p>
+      <w:r>
+        <w:rPr>
+          <w:b w:val="0"/>
+          <w:i w:val="0"/>
+        </w:rPr>
+        <w:t>Было: разности «все точки × все места» разом, расстояние через np.linalg.norm. Внутри norm делает копию массива и произведение — 48 байт на пару «точка × место». Стало: места берутся порциями по 2¹⁹ ≈ 524 тыс. пар (при 444 точках — 1 180 мест в порции), расстояние считается как √(dx² + dy²) в том же массиве.</w:t>
+      </w:r>
+    </w:p>
+    <w:p>
+      <w:r>
+        <w:rPr>
+          <w:b w:val="0"/>
+          <w:i/>
+          <w:color w:val="555555"/>
+          <w:sz w:val="18"/>
+        </w:rPr>
+        <w:t>model/optimization.py :: CoverageCache.add_trajectory</w:t>
+      </w:r>
+    </w:p>
+    <w:p>
+      <w:pPr>
+        <w:spacing w:after="0"/>
+        <w:ind w:left="360"/>
+      </w:pPr>
+      <w:r>
+        <w:rPr>
+          <w:rFonts w:ascii="Consolas" w:hAnsi="Consolas"/>
+          <w:color w:val="1F3A55"/>
+          <w:sz w:val="19"/>
+        </w:rPr>
+        <w:t>d = traj[:, 0, None] - self.cand[None, a:b, 0]    # dx, (точек, порция мест)</w:t>
+      </w:r>
+    </w:p>
+    <w:p>
+      <w:pPr>
+        <w:spacing w:after="0"/>
+        <w:ind w:left="360"/>
+      </w:pPr>
+      <w:r>
+        <w:rPr>
+          <w:rFonts w:ascii="Consolas" w:hAnsi="Consolas"/>
+          <w:color w:val="1F3A55"/>
+          <w:sz w:val="19"/>
+        </w:rPr>
+        <w:t>dy = traj[:, 1, None] - self.cand[None, a:b, 1]   # dy</w:t>
+      </w:r>
+    </w:p>
+    <w:p>
+      <w:pPr>
+        <w:spacing w:after="0"/>
+        <w:ind w:left="360"/>
+      </w:pPr>
+      <w:r>
+        <w:rPr>
+          <w:rFonts w:ascii="Consolas" w:hAnsi="Consolas"/>
+          <w:color w:val="1F3A55"/>
+          <w:sz w:val="19"/>
+        </w:rPr>
+        <w:t>d *= d; dy *= dy; d += dy                          # dx² + dy² — в том же массиве</w:t>
+      </w:r>
+    </w:p>
+    <w:p>
+      <w:pPr>
+        <w:spacing w:after="0"/>
+        <w:ind w:left="360"/>
+      </w:pPr>
+      <w:r>
+        <w:rPr>
+          <w:rFonts w:ascii="Consolas" w:hAnsi="Consolas"/>
+          <w:color w:val="1F3A55"/>
+          <w:sz w:val="19"/>
+        </w:rPr>
+        <w:t>np.sqrt(d, out=d)                                  # расстояние, км</w:t>
+      </w:r>
+    </w:p>
+    <w:p/>
+    <w:p>
+      <w:r>
+        <w:rPr>
+          <w:b w:val="0"/>
+          <w:i w:val="0"/>
+        </w:rPr>
+        <w:t>Почему числа те же: norm по паре чисел — ровно одно сложение dx² + dy² и корень, код делает то же самое. Пример: пик одного маршрута 88.8 → 8.5 МБ, и он больше не растёт с числом мест; строка считается втрое быстрее.</w:t>
+      </w:r>
+    </w:p>
+    <w:p>
+      <w:r>
+        <w:rPr>
+          <w:b/>
+          <w:i w:val="0"/>
+        </w:rPr>
+        <w:t>2. Кэш без «утяжеления» типов (greedy, joint_greedy).</w:t>
+      </w:r>
+    </w:p>
+    <w:p>
+      <w:r>
+        <w:rPr>
+          <w:b w:val="0"/>
+          <w:i w:val="0"/>
+        </w:rPr>
+        <w:t>Было: перед выбором таблица копировалась в более тяжёлые типы — hit из 1 байта в 8, cov из 4 в 8: копия 20 байт на пару вместо 9 хранимых. Стало: таблица берётся как хранится.</w:t>
+      </w:r>
+    </w:p>
+    <w:p>
+      <w:r>
+        <w:rPr>
+          <w:b w:val="0"/>
+          <w:i w:val="0"/>
+        </w:rPr>
+        <w:t>Почему числа те же: numpy сам расширяет младший тип перед действием — 3 + 1 в int64 + uint8 даёт то же 4; float32(0.3) = 0.30000001192092896 переходит во float64 без потерь. Пример: копия эталона 20.8 → 9.4 МБ.</w:t>
+      </w:r>
+    </w:p>
+    <w:p>
+      <w:r>
+        <w:rPr>
+          <w:b w:val="0"/>
+          <w:i w:val="0"/>
+          <w:color w:val="A61B1B"/>
+        </w:rPr>
+        <w:t>⚠ Сумма чисел uint8 в numpy получается беззнаковой, а у беззнакового −5 превращается в 18 446 744 073 709 551 611. Поэтому суммы явно переводятся в int64.</w:t>
+      </w:r>
+    </w:p>
+    <w:p>
+      <w:r>
+        <w:rPr>
+          <w:b/>
+          <w:i w:val="0"/>
+        </w:rPr>
+        <w:t>3. Приросты на месте (gain_rows).</w:t>
+      </w:r>
+    </w:p>
+    <w:p>
+      <w:r>
+        <w:rPr>
+          <w:b w:val="0"/>
+          <w:i w:val="0"/>
+        </w:rPr>
+        <w:t>Было: на каждом шаге каждое выражение (кратность с потолком, её прирост, покрытые участки, их прирост, a1·…, a2·…, сумма) заводило новую таблицу «маршруты × места» — 6–7 разом. Стало: запись в уже заведённый массив (*=, out=) и сразу освобождение лишнего (del) — 2–3 разом.</w:t>
+      </w:r>
+    </w:p>
+    <w:p>
+      <w:r>
+        <w:rPr>
+          <w:b w:val="0"/>
+          <w:i w:val="0"/>
+        </w:rPr>
+        <w:t>Почему числа те же: те же действия над теми же числами, только результат кладётся на старое место. Пример: жадный эталона вместе с приёмом 2 — 87.7 → 34.5 МБ, с ~84 до ~33 байт на пару.</w:t>
+      </w:r>
+    </w:p>
+    <w:p>
+      <w:r>
+        <w:rPr>
+          <w:b w:val="0"/>
+          <w:i w:val="0"/>
+          <w:color w:val="A61B1B"/>
+        </w:rPr>
+        <w:t>⚠ Порядок округления сохранён: 0.75 · (1/5) = 0.15000000000000002, а (0.75 · 1)/5 = 0.15. Прежний код в цикле считал первым способом, в оценке после цикла — вторым; флаг late держит оба. Свести их к одному — и при равных приростах жадный может выбрать другое место.</w:t>
+      </w:r>
+    </w:p>
+    <w:p>
+      <w:r>
+        <w:rPr>
+          <w:b/>
+          <w:i w:val="0"/>
+        </w:rPr>
+        <w:t>4. Второй критерий — только когда нужен.</w:t>
+      </w:r>
+    </w:p>
+    <w:p>
+      <w:r>
+        <w:rPr>
+          <w:b w:val="0"/>
+          <w:i w:val="0"/>
+        </w:rPr>
+        <w:t>Второй критерий (доля пути) смотрится лишь тогда, когда первый у всех мест нулевой, а считался на каждом шаге — ещё две большие таблицы впустую. Теперь он считается только в той ветке, где его читают. Пример (счёт вызовов): эталон — прежде 20 раз, теперь ни разу; МОГ + ПВН — 32 раза, теперь ни разу.</w:t>
+      </w:r>
+    </w:p>
+    <w:tbl>
+      <w:tblPr>
+        <w:tblStyle w:val="LightGrid-Accent1"/>
+        <w:tblW w:type="auto" w:w="0"/>
+        <w:tblLook w:firstColumn="1" w:firstRow="1" w:lastColumn="0" w:lastRow="0" w:noHBand="0" w:noVBand="1" w:val="04A0"/>
+      </w:tblPr>
+      <w:tblGrid>
+        <w:gridCol w:w="2880"/>
+        <w:gridCol w:w="2880"/>
+        <w:gridCol w:w="2880"/>
+      </w:tblGrid>
+      <w:tr>
+        <w:tc>
+          <w:tcPr>
+            <w:tcW w:type="dxa" w:w="2880"/>
+          </w:tcPr>
+          <w:p>
+            <w:r/>
+            <w:r>
+              <w:rPr>
+                <w:b/>
+                <w:sz w:val="20"/>
+              </w:rPr>
+              <w:t>Обстановка (arh, 250 маршрутов)</w:t>
+            </w:r>
+          </w:p>
+        </w:tc>
+        <w:tc>
+          <w:tcPr>
+            <w:tcW w:type="dxa" w:w="2880"/>
+          </w:tcPr>
+          <w:p>
+            <w:r/>
+            <w:r>
+              <w:rPr>
+                <w:b/>
+                <w:sz w:val="20"/>
+              </w:rPr>
+              <w:t>Время расстановки</w:t>
+            </w:r>
+          </w:p>
+        </w:tc>
+        <w:tc>
+          <w:tcPr>
+            <w:tcW w:type="dxa" w:w="2880"/>
+          </w:tcPr>
+          <w:p>
+            <w:r/>
+            <w:r>
+              <w:rPr>
+                <w:b/>
+                <w:sz w:val="20"/>
+              </w:rPr>
+              <w:t>Пик памяти</w:t>
+            </w:r>
+          </w:p>
+        </w:tc>
+      </w:tr>
+      <w:tr>
+        <w:tc>
+          <w:tcPr>
+            <w:tcW w:type="dxa" w:w="2880"/>
+          </w:tcPr>
+          <w:p>
+            <w:r/>
+            <w:r>
+              <w:rPr>
+                <w:sz w:val="20"/>
+              </w:rPr>
+              <w:t>эталон: тип 1, 20 × 2 км</w:t>
+            </w:r>
+          </w:p>
+        </w:tc>
+        <w:tc>
+          <w:tcPr>
+            <w:tcW w:type="dxa" w:w="2880"/>
+          </w:tcPr>
+          <w:p>
+            <w:r/>
+            <w:r>
+              <w:rPr>
+                <w:sz w:val="20"/>
+              </w:rPr>
+              <w:t>2.1 → 0.7 с</w:t>
+            </w:r>
+          </w:p>
+        </w:tc>
+        <w:tc>
+          <w:tcPr>
+            <w:tcW w:type="dxa" w:w="2880"/>
+          </w:tcPr>
+          <w:p>
+            <w:r/>
+            <w:r>
+              <w:rPr>
+                <w:sz w:val="20"/>
+              </w:rPr>
+              <w:t>97.4 → 44.3 МБ</w:t>
+            </w:r>
+          </w:p>
+        </w:tc>
+      </w:tr>
+      <w:tr>
+        <w:tc>
+          <w:tcPr>
+            <w:tcW w:type="dxa" w:w="2880"/>
+          </w:tcPr>
+          <w:p>
+            <w:r/>
+            <w:r>
+              <w:rPr>
+                <w:sz w:val="20"/>
+              </w:rPr>
+              <w:t>МОГ 10 × 1 + ПВН 20 × 0.5 км</w:t>
+            </w:r>
+          </w:p>
+        </w:tc>
+        <w:tc>
+          <w:tcPr>
+            <w:tcW w:type="dxa" w:w="2880"/>
+          </w:tcPr>
+          <w:p>
+            <w:r/>
+            <w:r>
+              <w:rPr>
+                <w:sz w:val="20"/>
+              </w:rPr>
+              <w:t>2.9 → 1.1 с</w:t>
+            </w:r>
+          </w:p>
+        </w:tc>
+        <w:tc>
+          <w:tcPr>
+            <w:tcW w:type="dxa" w:w="2880"/>
+          </w:tcPr>
+          <w:p>
+            <w:r/>
+            <w:r>
+              <w:rPr>
+                <w:sz w:val="20"/>
+              </w:rPr>
+              <w:t>89.5 → 49.8 МБ</w:t>
+            </w:r>
+          </w:p>
+        </w:tc>
+      </w:tr>
+      <w:tr>
+        <w:tc>
+          <w:tcPr>
+            <w:tcW w:type="dxa" w:w="2880"/>
+          </w:tcPr>
+          <w:p>
+            <w:r/>
+            <w:r>
+              <w:rPr>
+                <w:sz w:val="20"/>
+              </w:rPr>
+              <w:t>две цели, МОГ 13 × 0.5 + ПВН 18 × 0.5 км</w:t>
+            </w:r>
+          </w:p>
+        </w:tc>
+        <w:tc>
+          <w:tcPr>
+            <w:tcW w:type="dxa" w:w="2880"/>
+          </w:tcPr>
+          <w:p>
+            <w:r/>
+            <w:r>
+              <w:rPr>
+                <w:sz w:val="20"/>
+              </w:rPr>
+              <w:t>14.1 → 4.6 с</w:t>
+            </w:r>
+          </w:p>
+        </w:tc>
+        <w:tc>
+          <w:tcPr>
+            <w:tcW w:type="dxa" w:w="2880"/>
+          </w:tcPr>
+          <w:p>
+            <w:r/>
+            <w:r>
+              <w:rPr>
+                <w:sz w:val="20"/>
+              </w:rPr>
+              <w:t>648.7 → 216.0 МБ</w:t>
+            </w:r>
+          </w:p>
+        </w:tc>
+      </w:tr>
+    </w:tbl>
+    <w:p/>
+    <w:p>
+      <w:pPr>
+        <w:pStyle w:val="Heading2"/>
+      </w:pPr>
+      <w:r>
+        <w:rPr>
+          <w:color w:val="1F4E79"/>
+        </w:rPr>
+        <w:t>17г. Когда работает расстановка и что при 1 000 итераций</w:t>
+      </w:r>
+    </w:p>
+    <w:p>
+      <w:r>
+        <w:rPr>
+          <w:b w:val="0"/>
+          <w:i w:val="0"/>
+        </w:rPr>
+        <w:t>Расстановка — один и тот же код в трёх местах, поэтому приёмы 17в работают везде. Построение самих маршрутов (синих линий и итераций) они не ускоряют — это отдельная часть расчёта (раздел 17).</w:t>
+      </w:r>
+    </w:p>
+    <w:tbl>
+      <w:tblPr>
+        <w:tblStyle w:val="LightGrid-Accent1"/>
+        <w:tblW w:type="auto" w:w="0"/>
+        <w:tblLook w:firstColumn="1" w:firstRow="1" w:lastColumn="0" w:lastRow="0" w:noHBand="0" w:noVBand="1" w:val="04A0"/>
+      </w:tblPr>
+      <w:tblGrid>
+        <w:gridCol w:w="2880"/>
+        <w:gridCol w:w="2880"/>
+        <w:gridCol w:w="2880"/>
+      </w:tblGrid>
+      <w:tr>
+        <w:tc>
+          <w:tcPr>
+            <w:tcW w:type="dxa" w:w="2880"/>
+          </w:tcPr>
+          <w:p>
+            <w:r/>
+            <w:r>
+              <w:rPr>
+                <w:b/>
+                <w:sz w:val="20"/>
+              </w:rPr>
+              <w:t>Когда</w:t>
+            </w:r>
+          </w:p>
+        </w:tc>
+        <w:tc>
+          <w:tcPr>
+            <w:tcW w:type="dxa" w:w="2880"/>
+          </w:tcPr>
+          <w:p>
+            <w:r/>
+            <w:r>
+              <w:rPr>
+                <w:b/>
+                <w:sz w:val="20"/>
+              </w:rPr>
+              <w:t>По каким маршрутам</w:t>
+            </w:r>
+          </w:p>
+        </w:tc>
+        <w:tc>
+          <w:tcPr>
+            <w:tcW w:type="dxa" w:w="2880"/>
+          </w:tcPr>
+          <w:p>
+            <w:r/>
+            <w:r>
+              <w:rPr>
+                <w:b/>
+                <w:sz w:val="20"/>
+              </w:rPr>
+              <w:t>Сколько раз</w:t>
+            </w:r>
+          </w:p>
+        </w:tc>
+      </w:tr>
+      <w:tr>
+        <w:tc>
+          <w:tcPr>
+            <w:tcW w:type="dxa" w:w="2880"/>
+          </w:tcPr>
+          <w:p>
+            <w:r/>
+            <w:r>
+              <w:rPr>
+                <w:sz w:val="20"/>
+              </w:rPr>
+              <w:t>«Расставить датчики» до итераций</w:t>
+            </w:r>
+          </w:p>
+        </w:tc>
+        <w:tc>
+          <w:tcPr>
+            <w:tcW w:type="dxa" w:w="2880"/>
+          </w:tcPr>
+          <w:p>
+            <w:r/>
+            <w:r>
+              <w:rPr>
+                <w:sz w:val="20"/>
+              </w:rPr>
+              <w:t>синие линии (все возможные)</w:t>
+            </w:r>
+          </w:p>
+        </w:tc>
+        <w:tc>
+          <w:tcPr>
+            <w:tcW w:type="dxa" w:w="2880"/>
+          </w:tcPr>
+          <w:p>
+            <w:r/>
+            <w:r>
+              <w:rPr>
+                <w:sz w:val="20"/>
+              </w:rPr>
+              <w:t>один раз</w:t>
+            </w:r>
+          </w:p>
+        </w:tc>
+      </w:tr>
+      <w:tr>
+        <w:tc>
+          <w:tcPr>
+            <w:tcW w:type="dxa" w:w="2880"/>
+          </w:tcPr>
+          <w:p>
+            <w:r/>
+            <w:r>
+              <w:rPr>
+                <w:sz w:val="20"/>
+              </w:rPr>
+              <w:t>итерации «Пуском»</w:t>
+            </w:r>
+          </w:p>
+        </w:tc>
+        <w:tc>
+          <w:tcPr>
+            <w:tcW w:type="dxa" w:w="2880"/>
+          </w:tcPr>
+          <w:p>
+            <w:r/>
+            <w:r>
+              <w:rPr>
+                <w:sz w:val="20"/>
+              </w:rPr>
+              <w:t>вся накопленная выборка</w:t>
+            </w:r>
+          </w:p>
+        </w:tc>
+        <w:tc>
+          <w:tcPr>
+            <w:tcW w:type="dxa" w:w="2880"/>
+          </w:tcPr>
+          <w:p>
+            <w:r/>
+            <w:r>
+              <w:rPr>
+                <w:sz w:val="20"/>
+              </w:rPr>
+              <w:t>каждые 5 маршрутов</w:t>
+            </w:r>
+          </w:p>
+        </w:tc>
+      </w:tr>
+      <w:tr>
+        <w:tc>
+          <w:tcPr>
+            <w:tcW w:type="dxa" w:w="2880"/>
+          </w:tcPr>
+          <w:p>
+            <w:r/>
+            <w:r>
+              <w:rPr>
+                <w:sz w:val="20"/>
+              </w:rPr>
+              <w:t>конец итераций, режим «Пакетно»</w:t>
+            </w:r>
+          </w:p>
+        </w:tc>
+        <w:tc>
+          <w:tcPr>
+            <w:tcW w:type="dxa" w:w="2880"/>
+          </w:tcPr>
+          <w:p>
+            <w:r/>
+            <w:r>
+              <w:rPr>
+                <w:sz w:val="20"/>
+              </w:rPr>
+              <w:t>вся накопленная выборка</w:t>
+            </w:r>
+          </w:p>
+        </w:tc>
+        <w:tc>
+          <w:tcPr>
+            <w:tcW w:type="dxa" w:w="2880"/>
+          </w:tcPr>
+          <w:p>
+            <w:r/>
+            <w:r>
+              <w:rPr>
+                <w:sz w:val="20"/>
+              </w:rPr>
+              <w:t>один раз</w:t>
+            </w:r>
+          </w:p>
+        </w:tc>
+      </w:tr>
+    </w:tbl>
+    <w:p/>
+    <w:p>
+      <w:r>
+        <w:rPr>
+          <w:b w:val="0"/>
+          <w:i w:val="0"/>
+        </w:rPr>
+        <w:t>Замер цены одного пересчёта (эталон; 250 настоящих маршрутов, повторённых до T):</w:t>
+      </w:r>
+    </w:p>
+    <w:tbl>
+      <w:tblPr>
+        <w:tblStyle w:val="LightGrid-Accent1"/>
+        <w:tblW w:type="auto" w:w="0"/>
+        <w:tblLook w:firstColumn="1" w:firstRow="1" w:lastColumn="0" w:lastRow="0" w:noHBand="0" w:noVBand="1" w:val="04A0"/>
+      </w:tblPr>
+      <w:tblGrid>
+        <w:gridCol w:w="2160"/>
+        <w:gridCol w:w="2160"/>
+        <w:gridCol w:w="2160"/>
+        <w:gridCol w:w="2160"/>
+      </w:tblGrid>
+      <w:tr>
+        <w:tc>
+          <w:tcPr>
+            <w:tcW w:type="dxa" w:w="2160"/>
+          </w:tcPr>
+          <w:p>
+            <w:r/>
+            <w:r>
+              <w:rPr>
+                <w:b/>
+                <w:sz w:val="20"/>
+              </w:rPr>
+              <w:t>Накоплено T</w:t>
+            </w:r>
+          </w:p>
+        </w:tc>
+        <w:tc>
+          <w:tcPr>
+            <w:tcW w:type="dxa" w:w="2160"/>
+          </w:tcPr>
+          <w:p>
+            <w:r/>
+            <w:r>
+              <w:rPr>
+                <w:b/>
+                <w:sz w:val="20"/>
+              </w:rPr>
+              <w:t>Пересчёт</w:t>
+            </w:r>
+          </w:p>
+        </w:tc>
+        <w:tc>
+          <w:tcPr>
+            <w:tcW w:type="dxa" w:w="2160"/>
+          </w:tcPr>
+          <w:p>
+            <w:r/>
+            <w:r>
+              <w:rPr>
+                <w:b/>
+                <w:sz w:val="20"/>
+              </w:rPr>
+              <w:t>из них построение таблицы</w:t>
+            </w:r>
+          </w:p>
+        </w:tc>
+        <w:tc>
+          <w:tcPr>
+            <w:tcW w:type="dxa" w:w="2160"/>
+          </w:tcPr>
+          <w:p>
+            <w:r/>
+            <w:r>
+              <w:rPr>
+                <w:b/>
+                <w:sz w:val="20"/>
+              </w:rPr>
+              <w:t>Пик памяти</w:t>
+            </w:r>
+          </w:p>
+        </w:tc>
+      </w:tr>
+      <w:tr>
+        <w:tc>
+          <w:tcPr>
+            <w:tcW w:type="dxa" w:w="2160"/>
+          </w:tcPr>
+          <w:p>
+            <w:r/>
+            <w:r>
+              <w:rPr>
+                <w:sz w:val="20"/>
+              </w:rPr>
+              <w:t>250</w:t>
+            </w:r>
+          </w:p>
+        </w:tc>
+        <w:tc>
+          <w:tcPr>
+            <w:tcW w:type="dxa" w:w="2160"/>
+          </w:tcPr>
+          <w:p>
+            <w:r/>
+            <w:r>
+              <w:rPr>
+                <w:sz w:val="20"/>
+              </w:rPr>
+              <w:t>0.81 с</w:t>
+            </w:r>
+          </w:p>
+        </w:tc>
+        <w:tc>
+          <w:tcPr>
+            <w:tcW w:type="dxa" w:w="2160"/>
+          </w:tcPr>
+          <w:p>
+            <w:r/>
+            <w:r>
+              <w:rPr>
+                <w:sz w:val="20"/>
+              </w:rPr>
+              <w:t>70 %</w:t>
+            </w:r>
+          </w:p>
+        </w:tc>
+        <w:tc>
+          <w:tcPr>
+            <w:tcW w:type="dxa" w:w="2160"/>
+          </w:tcPr>
+          <w:p>
+            <w:r/>
+            <w:r>
+              <w:rPr>
+                <w:sz w:val="20"/>
+              </w:rPr>
+              <w:t>44 МБ</w:t>
+            </w:r>
+          </w:p>
+        </w:tc>
+      </w:tr>
+      <w:tr>
+        <w:tc>
+          <w:tcPr>
+            <w:tcW w:type="dxa" w:w="2160"/>
+          </w:tcPr>
+          <w:p>
+            <w:r/>
+            <w:r>
+              <w:rPr>
+                <w:sz w:val="20"/>
+              </w:rPr>
+              <w:t>500</w:t>
+            </w:r>
+          </w:p>
+        </w:tc>
+        <w:tc>
+          <w:tcPr>
+            <w:tcW w:type="dxa" w:w="2160"/>
+          </w:tcPr>
+          <w:p>
+            <w:r/>
+            <w:r>
+              <w:rPr>
+                <w:sz w:val="20"/>
+              </w:rPr>
+              <w:t>1.56 с</w:t>
+            </w:r>
+          </w:p>
+        </w:tc>
+        <w:tc>
+          <w:tcPr>
+            <w:tcW w:type="dxa" w:w="2160"/>
+          </w:tcPr>
+          <w:p>
+            <w:r/>
+            <w:r>
+              <w:rPr>
+                <w:sz w:val="20"/>
+              </w:rPr>
+              <w:t>71 %</w:t>
+            </w:r>
+          </w:p>
+        </w:tc>
+        <w:tc>
+          <w:tcPr>
+            <w:tcW w:type="dxa" w:w="2160"/>
+          </w:tcPr>
+          <w:p>
+            <w:r/>
+            <w:r>
+              <w:rPr>
+                <w:sz w:val="20"/>
+              </w:rPr>
+              <w:t>88 МБ</w:t>
+            </w:r>
+          </w:p>
+        </w:tc>
+      </w:tr>
+      <w:tr>
+        <w:tc>
+          <w:tcPr>
+            <w:tcW w:type="dxa" w:w="2160"/>
+          </w:tcPr>
+          <w:p>
+            <w:r/>
+            <w:r>
+              <w:rPr>
+                <w:sz w:val="20"/>
+              </w:rPr>
+              <w:t>1 000</w:t>
+            </w:r>
+          </w:p>
+        </w:tc>
+        <w:tc>
+          <w:tcPr>
+            <w:tcW w:type="dxa" w:w="2160"/>
+          </w:tcPr>
+          <w:p>
+            <w:r/>
+            <w:r>
+              <w:rPr>
+                <w:sz w:val="20"/>
+              </w:rPr>
+              <w:t>3.20 с</w:t>
+            </w:r>
+          </w:p>
+        </w:tc>
+        <w:tc>
+          <w:tcPr>
+            <w:tcW w:type="dxa" w:w="2160"/>
+          </w:tcPr>
+          <w:p>
+            <w:r/>
+            <w:r>
+              <w:rPr>
+                <w:sz w:val="20"/>
+              </w:rPr>
+              <w:t>72 %</w:t>
+            </w:r>
+          </w:p>
+        </w:tc>
+        <w:tc>
+          <w:tcPr>
+            <w:tcW w:type="dxa" w:w="2160"/>
+          </w:tcPr>
+          <w:p>
+            <w:r/>
+            <w:r>
+              <w:rPr>
+                <w:sz w:val="20"/>
+              </w:rPr>
+              <w:t>176 МБ</w:t>
+            </w:r>
+          </w:p>
+        </w:tc>
+      </w:tr>
+    </w:tbl>
+    <w:p/>
+    <w:p>
+      <w:r>
+        <w:rPr>
+          <w:b w:val="0"/>
+          <w:i w:val="0"/>
+        </w:rPr>
+        <w:t>Цена пересчёта растёт линейно с числом маршрутов, а пересчётов при «Пуске» — T / 5. Для 1 000 итераций это 200 пересчётов, около 320 с (оценка по формуле из замера; до приёмов 17в — втрое дольше). В режиме «Пакетно» пересчёт один — 3.2 с. Сами маршруты: ~0.63 с на маршрут (раздел 17), 1 000 — около 10.5 мин (оценка).</w:t>
+      </w:r>
+    </w:p>
+    <w:p>
+      <w:r>
+        <w:rPr>
+          <w:b w:val="0"/>
+          <w:i w:val="0"/>
+        </w:rPr>
+        <w:t>Сделано 30.09.2026 (шаг 9): таблица хранится и дописывается только новыми маршрутами — пересчёт при 1 000 маршрутов 3.55 → 0.71 с (эталон), 5.89 → 1.14 с (МОГ + ПВН); позиции датчиков те же до бита.</w:t>
+      </w:r>
+    </w:p>
+    <w:p>
+      <w:pPr>
+        <w:pStyle w:val="Heading2"/>
+      </w:pPr>
+      <w:r>
+        <w:rPr>
+          <w:color w:val="1F4E79"/>
+        </w:rPr>
+        <w:t>17д. Потоки: «Пуск» и «Пакетно» не держат окно (02.10.2026)</w:t>
+      </w:r>
+    </w:p>
+    <w:p>
+      <w:r>
+        <w:rPr>
+          <w:b w:val="0"/>
+          <w:i w:val="0"/>
+        </w:rPr>
+        <w:t>Окно отвечает, пока главный поток свободен. Раньше «Пуск» строил маршрут и пересчитывал датчики прямо в главном потоке — окно замирало. Теперь маршруты и датчики считает фоновый поток, главный только рисует; «Пакетно» целиком (выборка и расстановка) идёт в фоне.</w:t>
+      </w:r>
+    </w:p>
+    <w:tbl>
+      <w:tblPr>
+        <w:tblStyle w:val="LightGrid-Accent1"/>
+        <w:tblW w:type="auto" w:w="0"/>
+        <w:tblLook w:firstColumn="1" w:firstRow="1" w:lastColumn="0" w:lastRow="0" w:noHBand="0" w:noVBand="1" w:val="04A0"/>
+      </w:tblPr>
+      <w:tblGrid>
+        <w:gridCol w:w="2880"/>
+        <w:gridCol w:w="2880"/>
+        <w:gridCol w:w="2880"/>
+      </w:tblGrid>
+      <w:tr>
+        <w:tc>
+          <w:tcPr>
+            <w:tcW w:type="dxa" w:w="2880"/>
+          </w:tcPr>
+          <w:p>
+            <w:r/>
+            <w:r>
+              <w:rPr>
+                <w:b/>
+                <w:sz w:val="20"/>
+              </w:rPr>
+              <w:t>Режим, 250 маршрутов</w:t>
+            </w:r>
+          </w:p>
+        </w:tc>
+        <w:tc>
+          <w:tcPr>
+            <w:tcW w:type="dxa" w:w="2880"/>
+          </w:tcPr>
+          <w:p>
+            <w:r/>
+            <w:r>
+              <w:rPr>
+                <w:b/>
+                <w:sz w:val="20"/>
+              </w:rPr>
+              <w:t>Главный поток занят дольше всего</w:t>
+            </w:r>
+          </w:p>
+        </w:tc>
+        <w:tc>
+          <w:tcPr>
+            <w:tcW w:type="dxa" w:w="2880"/>
+          </w:tcPr>
+          <w:p>
+            <w:r/>
+            <w:r>
+              <w:rPr>
+                <w:b/>
+                <w:sz w:val="20"/>
+              </w:rPr>
+              <w:t>Проходов цикла событий &gt; 0.1 с</w:t>
+            </w:r>
+          </w:p>
+        </w:tc>
+      </w:tr>
+      <w:tr>
+        <w:tc>
+          <w:tcPr>
+            <w:tcW w:type="dxa" w:w="2880"/>
+          </w:tcPr>
+          <w:p>
+            <w:r/>
+            <w:r>
+              <w:rPr>
+                <w:sz w:val="20"/>
+              </w:rPr>
+              <w:t>«Пуск» (поток строит, анимация показывает)</w:t>
+            </w:r>
+          </w:p>
+        </w:tc>
+        <w:tc>
+          <w:tcPr>
+            <w:tcW w:type="dxa" w:w="2880"/>
+          </w:tcPr>
+          <w:p>
+            <w:r/>
+            <w:r>
+              <w:rPr>
+                <w:sz w:val="20"/>
+              </w:rPr>
+              <w:t>0.31 с</w:t>
+            </w:r>
+          </w:p>
+        </w:tc>
+        <w:tc>
+          <w:tcPr>
+            <w:tcW w:type="dxa" w:w="2880"/>
+          </w:tcPr>
+          <w:p>
+            <w:r/>
+            <w:r>
+              <w:rPr>
+                <w:sz w:val="20"/>
+              </w:rPr>
+              <w:t>7 из 3 874</w:t>
+            </w:r>
+          </w:p>
+        </w:tc>
+      </w:tr>
+      <w:tr>
+        <w:tc>
+          <w:tcPr>
+            <w:tcW w:type="dxa" w:w="2880"/>
+          </w:tcPr>
+          <w:p>
+            <w:r/>
+            <w:r>
+              <w:rPr>
+                <w:sz w:val="20"/>
+              </w:rPr>
+              <w:t>«Пакетно» (всё в фоне)</w:t>
+            </w:r>
+          </w:p>
+        </w:tc>
+        <w:tc>
+          <w:tcPr>
+            <w:tcW w:type="dxa" w:w="2880"/>
+          </w:tcPr>
+          <w:p>
+            <w:r/>
+            <w:r>
+              <w:rPr>
+                <w:sz w:val="20"/>
+              </w:rPr>
+              <w:t>0.03 с</w:t>
+            </w:r>
+          </w:p>
+        </w:tc>
+        <w:tc>
+          <w:tcPr>
+            <w:tcW w:type="dxa" w:w="2880"/>
+          </w:tcPr>
+          <w:p>
+            <w:r/>
+            <w:r>
+              <w:rPr>
+                <w:sz w:val="20"/>
+              </w:rPr>
+              <w:t>0 из 1 481</w:t>
+            </w:r>
+          </w:p>
+        </w:tc>
+      </w:tr>
+    </w:tbl>
+    <w:p/>
+    <w:p>
+      <w:r>
+        <w:rPr>
+          <w:b w:val="0"/>
+          <w:i w:val="0"/>
+        </w:rPr>
+        <w:t>Выборка та же до бита: маршруты строит один поток в прежнем порядке. Поток держится не больше чем на 2 маршрута впереди анимации и ждёт, пока главный дорисует датчики, — модель не меняется во время отрисовки.</w:t>
       </w:r>
     </w:p>
     <w:p>
@@ -6266,6 +9209,156 @@
               <w:rPr>
                 <w:sz w:val="20"/>
               </w:rPr>
+              <w:t>таблица «маршрут × место» (строка на маршрут)</w:t>
+            </w:r>
+          </w:p>
+        </w:tc>
+        <w:tc>
+          <w:tcPr>
+            <w:tcW w:type="dxa" w:w="4320"/>
+          </w:tcPr>
+          <w:p>
+            <w:r/>
+            <w:r>
+              <w:rPr>
+                <w:sz w:val="20"/>
+              </w:rPr>
+              <w:t>model/optimization.py :: CoverageCache.add_trajectory</w:t>
+            </w:r>
+          </w:p>
+        </w:tc>
+      </w:tr>
+      <w:tr>
+        <w:tc>
+          <w:tcPr>
+            <w:tcW w:type="dxa" w:w="4320"/>
+          </w:tcPr>
+          <w:p>
+            <w:r/>
+            <w:r>
+              <w:rPr>
+                <w:sz w:val="20"/>
+              </w:rPr>
+              <w:t>общий проход по типам датчиков</w:t>
+            </w:r>
+          </w:p>
+        </w:tc>
+        <w:tc>
+          <w:tcPr>
+            <w:tcW w:type="dxa" w:w="4320"/>
+          </w:tcPr>
+          <w:p>
+            <w:r/>
+            <w:r>
+              <w:rPr>
+                <w:sz w:val="20"/>
+              </w:rPr>
+              <w:t>model/joint_greedy.py :: joint_greedy</w:t>
+            </w:r>
+          </w:p>
+        </w:tc>
+      </w:tr>
+      <w:tr>
+        <w:tc>
+          <w:tcPr>
+            <w:tcW w:type="dxa" w:w="4320"/>
+          </w:tcPr>
+          <w:p>
+            <w:r/>
+            <w:r>
+              <w:rPr>
+                <w:sz w:val="20"/>
+              </w:rPr>
+              <w:t>пересчёт датчиков во время итераций</w:t>
+            </w:r>
+          </w:p>
+        </w:tc>
+        <w:tc>
+          <w:tcPr>
+            <w:tcW w:type="dxa" w:w="4320"/>
+          </w:tcPr>
+          <w:p>
+            <w:r/>
+            <w:r>
+              <w:rPr>
+                <w:sz w:val="20"/>
+              </w:rPr>
+              <w:t>controller_qt/iter_worker.py :: IterWorker (поток «Пуска»)</w:t>
+            </w:r>
+          </w:p>
+        </w:tc>
+      </w:tr>
+      <w:tr>
+        <w:tc>
+          <w:tcPr>
+            <w:tcW w:type="dxa" w:w="4320"/>
+          </w:tcPr>
+          <w:p>
+            <w:r/>
+            <w:r>
+              <w:rPr>
+                <w:sz w:val="20"/>
+              </w:rPr>
+              <w:t>строки таблицы нарастающим итогом</w:t>
+            </w:r>
+          </w:p>
+        </w:tc>
+        <w:tc>
+          <w:tcPr>
+            <w:tcW w:type="dxa" w:w="4320"/>
+          </w:tcPr>
+          <w:p>
+            <w:r/>
+            <w:r>
+              <w:rPr>
+                <w:sz w:val="20"/>
+              </w:rPr>
+              <w:t>model/optimization.py :: RowStore; threat_grid :: _row_cache</w:t>
+            </w:r>
+          </w:p>
+        </w:tc>
+      </w:tr>
+      <w:tr>
+        <w:tc>
+          <w:tcPr>
+            <w:tcW w:type="dxa" w:w="4320"/>
+          </w:tcPr>
+          <w:p>
+            <w:r/>
+            <w:r>
+              <w:rPr>
+                <w:sz w:val="20"/>
+              </w:rPr>
+              <w:t>ПВН у целей: потребность, доля, порядок</w:t>
+            </w:r>
+          </w:p>
+        </w:tc>
+        <w:tc>
+          <w:tcPr>
+            <w:tcW w:type="dxa" w:w="4320"/>
+          </w:tcPr>
+          <w:p>
+            <w:r/>
+            <w:r>
+              <w:rPr>
+                <w:sz w:val="20"/>
+              </w:rPr>
+              <w:t>model/target_stage.py :: need, allot, _water, _fill, stage</w:t>
+            </w:r>
+          </w:p>
+        </w:tc>
+      </w:tr>
+      <w:tr>
+        <w:tc>
+          <w:tcPr>
+            <w:tcW w:type="dxa" w:w="4320"/>
+          </w:tcPr>
+          <w:p>
+            <w:r/>
+            <w:r>
+              <w:rPr>
+                <w:sz w:val="20"/>
+              </w:rPr>
               <w:t>все параметры и пороги</w:t>
             </w:r>
           </w:p>
@@ -6303,7 +9396,7 @@
           <w:color w:val="555555"/>
           <w:sz w:val="18"/>
         </w:rPr>
-        <w:t>Подробный пошаговый разбор с примерами — в папке «теория/разбор». Действующие правила и пороги — «теория/правила/ОГРАНИЧЕНИЯ.md».</w:t>
+        <w:t>Подробный пошаговый разбор с примерами — в папке «теория/разбор». Действующие правила и пороги — «теория/правила/ОГРАНИЧЕНИЯ.md». Оптимизация в коде — «теория/код/ОПТИМИЗАЦИЯ_В_КОДЕ.md».</w:t>
       </w:r>
     </w:p>
     <w:sectPr>
